--- a/gtm-master-playbook-bundle-combined.docx
+++ b/gtm-master-playbook-bundle-combined.docx
@@ -33,7 +33,7 @@
       </w:r>
     </w:p>
     <w:bookmarkEnd w:id="10"/>
-    <w:bookmarkStart w:id="79" w:name="ai-gtm-master-playbook"/>
+    <w:bookmarkStart w:id="40" w:name="ai-gtm-master-playbook"/>
     <w:p>
       <w:pPr>
         <w:pStyle w:val="Heading1"/>
@@ -1312,6 +1312,61 @@
         <w:pStyle w:val="BodyText"/>
       </w:pPr>
       <w:r>
+        <w:t xml:space="preserve">The operating system splits tools into two buckets.</w:t>
+      </w:r>
+      <w:r>
+        <w:t xml:space="preserve"> </w:t>
+      </w:r>
+      <w:r>
+        <w:rPr>
+          <w:b/>
+          <w:bCs/>
+        </w:rPr>
+        <w:t xml:space="preserve">Universal</w:t>
+      </w:r>
+      <w:r>
+        <w:t xml:space="preserve"> </w:t>
+      </w:r>
+      <w:r>
+        <w:t xml:space="preserve">tools are the ones every DTC brand needs — the Google stack and Meta.</w:t>
+      </w:r>
+      <w:r>
+        <w:t xml:space="preserve"> </w:t>
+      </w:r>
+      <w:r>
+        <w:rPr>
+          <w:b/>
+          <w:bCs/>
+        </w:rPr>
+        <w:t xml:space="preserve">Your stack</w:t>
+      </w:r>
+      <w:r>
+        <w:t xml:space="preserve"> </w:t>
+      </w:r>
+      <w:r>
+        <w:t xml:space="preserve">tools vary by brand — you tell Claude which commerce platform, email tool, CRM, reviews app, etc. you run in the</w:t>
+      </w:r>
+      <w:r>
+        <w:t xml:space="preserve"> </w:t>
+      </w:r>
+      <w:r>
+        <w:rPr>
+          <w:rStyle w:val="VerbatimChar"/>
+        </w:rPr>
+        <w:t xml:space="preserve">CLAUDE.md</w:t>
+      </w:r>
+      <w:r>
+        <w:t xml:space="preserve"> </w:t>
+      </w:r>
+      <w:r>
+        <w:t xml:space="preserve">Tool Inventory, and every sub-playbook adapts its steps and API calls accordingly. Where Claude doesn’t already know a given tool, it WebFetches the vendor’s current docs on the fly and writes tool-specific instructions into the sub-playbook.</w:t>
+      </w:r>
+    </w:p>
+    <w:p>
+      <w:pPr>
+        <w:pStyle w:val="BodyText"/>
+      </w:pPr>
+      <w:r>
         <w:t xml:space="preserve">Recommended starter</w:t>
       </w:r>
       <w:r>
@@ -1324,7 +1379,7 @@
         <w:t xml:space="preserve">.env</w:t>
       </w:r>
       <w:r>
-        <w:t xml:space="preserve">:</w:t>
+        <w:t xml:space="preserve">. Keep the universal block as-is. Fill in the variables for the tools you actually run — comment out or delete lines for tools you don’t use.</w:t>
       </w:r>
     </w:p>
     <w:p>
@@ -1335,6 +1390,15 @@
         <w:rPr>
           <w:rStyle w:val="VerbatimChar"/>
         </w:rPr>
+        <w:t xml:space="preserve"># ── Universal ──</w:t>
+      </w:r>
+      <w:r>
+        <w:br/>
+      </w:r>
+      <w:r>
+        <w:rPr>
+          <w:rStyle w:val="VerbatimChar"/>
+        </w:rPr>
         <w:t xml:space="preserve"># Analytics + search</w:t>
       </w:r>
       <w:r>
@@ -1407,21 +1471,60 @@
         <w:br/>
       </w:r>
       <w:r>
+        <w:rPr>
+          <w:rStyle w:val="VerbatimChar"/>
+        </w:rPr>
+        <w:t xml:space="preserve">GOOGLE_MERCHANT_ID=</w:t>
+      </w:r>
+      <w:r>
         <w:br/>
       </w:r>
       <w:r>
-        <w:rPr>
-          <w:rStyle w:val="VerbatimChar"/>
-        </w:rPr>
-        <w:t xml:space="preserve"># Ecommerce + email</w:t>
-      </w:r>
-      <w:r>
         <w:br/>
       </w:r>
       <w:r>
         <w:rPr>
           <w:rStyle w:val="VerbatimChar"/>
         </w:rPr>
+        <w:t xml:space="preserve"># Google Cloud API (PageSpeed, Gemini, etc.)</w:t>
+      </w:r>
+      <w:r>
+        <w:br/>
+      </w:r>
+      <w:r>
+        <w:rPr>
+          <w:rStyle w:val="VerbatimChar"/>
+        </w:rPr>
+        <w:t xml:space="preserve">GOOGLE_AI_KEY=</w:t>
+      </w:r>
+      <w:r>
+        <w:br/>
+      </w:r>
+      <w:r>
+        <w:br/>
+      </w:r>
+      <w:r>
+        <w:rPr>
+          <w:rStyle w:val="VerbatimChar"/>
+        </w:rPr>
+        <w:t xml:space="preserve"># ── Your stack (fill in what applies, leave the rest empty) ──</w:t>
+      </w:r>
+      <w:r>
+        <w:br/>
+      </w:r>
+      <w:r>
+        <w:rPr>
+          <w:rStyle w:val="VerbatimChar"/>
+        </w:rPr>
+        <w:t xml:space="preserve"># Commerce / CMS — pick one</w:t>
+      </w:r>
+      <w:r>
+        <w:br/>
+      </w:r>
+      <w:r>
+        <w:rPr>
+          <w:rStyle w:val="VerbatimChar"/>
+        </w:rPr>
         <w:t xml:space="preserve">SHOPIFY_ADMIN_API_TOKEN=</w:t>
       </w:r>
       <w:r>
@@ -1440,6 +1543,54 @@
         <w:rPr>
           <w:rStyle w:val="VerbatimChar"/>
         </w:rPr>
+        <w:t xml:space="preserve">WOOCOMMERCE_CONSUMER_KEY=</w:t>
+      </w:r>
+      <w:r>
+        <w:br/>
+      </w:r>
+      <w:r>
+        <w:rPr>
+          <w:rStyle w:val="VerbatimChar"/>
+        </w:rPr>
+        <w:t xml:space="preserve">WOOCOMMERCE_CONSUMER_SECRET=</w:t>
+      </w:r>
+      <w:r>
+        <w:br/>
+      </w:r>
+      <w:r>
+        <w:rPr>
+          <w:rStyle w:val="VerbatimChar"/>
+        </w:rPr>
+        <w:t xml:space="preserve">WOOCOMMERCE_SITE_URL=</w:t>
+      </w:r>
+      <w:r>
+        <w:br/>
+      </w:r>
+      <w:r>
+        <w:rPr>
+          <w:rStyle w:val="VerbatimChar"/>
+        </w:rPr>
+        <w:t xml:space="preserve"># (add BigCommerce, Webflow, Magento, Squarespace, etc. as needed)</w:t>
+      </w:r>
+      <w:r>
+        <w:br/>
+      </w:r>
+      <w:r>
+        <w:br/>
+      </w:r>
+      <w:r>
+        <w:rPr>
+          <w:rStyle w:val="VerbatimChar"/>
+        </w:rPr>
+        <w:t xml:space="preserve"># Email / lifecycle — pick one</w:t>
+      </w:r>
+      <w:r>
+        <w:br/>
+      </w:r>
+      <w:r>
+        <w:rPr>
+          <w:rStyle w:val="VerbatimChar"/>
+        </w:rPr>
         <w:t xml:space="preserve">KLAVIYO_API_KEY=</w:t>
       </w:r>
       <w:r>
@@ -1449,19 +1600,34 @@
         <w:rPr>
           <w:rStyle w:val="VerbatimChar"/>
         </w:rPr>
+        <w:t xml:space="preserve">MAILCHIMP_API_KEY=</w:t>
+      </w:r>
+      <w:r>
+        <w:br/>
+      </w:r>
+      <w:r>
+        <w:rPr>
+          <w:rStyle w:val="VerbatimChar"/>
+        </w:rPr>
         <w:t xml:space="preserve">BREVO_API_KEY=</w:t>
       </w:r>
       <w:r>
         <w:br/>
       </w:r>
       <w:r>
+        <w:rPr>
+          <w:rStyle w:val="VerbatimChar"/>
+        </w:rPr>
+        <w:t xml:space="preserve">HUBSPOT_API_KEY=</w:t>
+      </w:r>
+      <w:r>
         <w:br/>
       </w:r>
       <w:r>
         <w:rPr>
           <w:rStyle w:val="VerbatimChar"/>
         </w:rPr>
-        <w:t xml:space="preserve"># SEO</w:t>
+        <w:t xml:space="preserve">ACTIVECAMPAIGN_API_KEY=</w:t>
       </w:r>
       <w:r>
         <w:br/>
@@ -1470,6 +1636,57 @@
         <w:rPr>
           <w:rStyle w:val="VerbatimChar"/>
         </w:rPr>
+        <w:t xml:space="preserve">OMNISEND_API_KEY=</w:t>
+      </w:r>
+      <w:r>
+        <w:br/>
+      </w:r>
+      <w:r>
+        <w:br/>
+      </w:r>
+      <w:r>
+        <w:rPr>
+          <w:rStyle w:val="VerbatimChar"/>
+        </w:rPr>
+        <w:t xml:space="preserve"># On-site behaviour — pick one (optional)</w:t>
+      </w:r>
+      <w:r>
+        <w:br/>
+      </w:r>
+      <w:r>
+        <w:rPr>
+          <w:rStyle w:val="VerbatimChar"/>
+        </w:rPr>
+        <w:t xml:space="preserve">CLARITY_API_TOKEN=</w:t>
+      </w:r>
+      <w:r>
+        <w:br/>
+      </w:r>
+      <w:r>
+        <w:rPr>
+          <w:rStyle w:val="VerbatimChar"/>
+        </w:rPr>
+        <w:t xml:space="preserve">HOTJAR_API_KEY=</w:t>
+      </w:r>
+      <w:r>
+        <w:br/>
+      </w:r>
+      <w:r>
+        <w:br/>
+      </w:r>
+      <w:r>
+        <w:rPr>
+          <w:rStyle w:val="VerbatimChar"/>
+        </w:rPr>
+        <w:t xml:space="preserve"># SEO enrichment (optional, recommended)</w:t>
+      </w:r>
+      <w:r>
+        <w:br/>
+      </w:r>
+      <w:r>
+        <w:rPr>
+          <w:rStyle w:val="VerbatimChar"/>
+        </w:rPr>
         <w:t xml:space="preserve">DATAFORSEO_LOGIN=</w:t>
       </w:r>
       <w:r>
@@ -1507,48 +1724,6 @@
           <w:rStyle w:val="VerbatimChar"/>
         </w:rPr>
         <w:t xml:space="preserve">AHREFS_API_KEY=</w:t>
-      </w:r>
-      <w:r>
-        <w:br/>
-      </w:r>
-      <w:r>
-        <w:br/>
-      </w:r>
-      <w:r>
-        <w:rPr>
-          <w:rStyle w:val="VerbatimChar"/>
-        </w:rPr>
-        <w:t xml:space="preserve"># Behavioural</w:t>
-      </w:r>
-      <w:r>
-        <w:br/>
-      </w:r>
-      <w:r>
-        <w:rPr>
-          <w:rStyle w:val="VerbatimChar"/>
-        </w:rPr>
-        <w:t xml:space="preserve">CLARITY_API_TOKEN=</w:t>
-      </w:r>
-      <w:r>
-        <w:br/>
-      </w:r>
-      <w:r>
-        <w:br/>
-      </w:r>
-      <w:r>
-        <w:rPr>
-          <w:rStyle w:val="VerbatimChar"/>
-        </w:rPr>
-        <w:t xml:space="preserve"># Google Cloud API (PageSpeed, Gemini, etc.)</w:t>
-      </w:r>
-      <w:r>
-        <w:br/>
-      </w:r>
-      <w:r>
-        <w:rPr>
-          <w:rStyle w:val="VerbatimChar"/>
-        </w:rPr>
-        <w:t xml:space="preserve">GOOGLE_AI_KEY=</w:t>
       </w:r>
     </w:p>
     <w:p>
@@ -2704,7 +2879,7 @@
         <w:t xml:space="preserve"> </w:t>
       </w:r>
       <w:r>
-        <w:t xml:space="preserve">Email and CRM sub-playbooks covering Klaviyo or Brevo. Welcome, abandoned cart, post-purchase, win-back, churn prevention.</w:t>
+        <w:t xml:space="preserve">Email and CRM sub-playbooks that adapt to whichever ESP and CRM you run — Klaviyo, Mailchimp, Brevo, HubSpot, ActiveCampaign, Omnisend. Welcome, abandoned cart, post-purchase, win-back, churn prevention.</w:t>
       </w:r>
     </w:p>
     <w:p>
@@ -4054,11 +4229,16 @@
       <w:r>
         <w:t xml:space="preserve">Use this playbook freely. Share it with other DTC founders. If you ship a case study running it on your brand, tag us. We’ll link to it from the site.</w:t>
       </w:r>
-      <w:r>
-        <w:t xml:space="preserve"> </w:t>
-      </w:r>
-      <w:r>
-        <w:t xml:space="preserve"># Business brief: {Your brand}</w:t>
+    </w:p>
+    <w:bookmarkEnd w:id="39"/>
+    <w:bookmarkEnd w:id="40"/>
+    <w:bookmarkStart w:id="58" w:name="business-brief-your-brand"/>
+    <w:p>
+      <w:pPr>
+        <w:pStyle w:val="Heading1"/>
+      </w:pPr>
+      <w:r>
+        <w:t xml:space="preserve">Business brief: {Your brand}</w:t>
       </w:r>
     </w:p>
     <w:p>
@@ -4177,8 +4357,7 @@
         </w:pict>
       </w:r>
     </w:p>
-    <w:bookmarkEnd w:id="39"/>
-    <w:bookmarkStart w:id="40" w:name="brand-overview"/>
+    <w:bookmarkStart w:id="41" w:name="brand-overview"/>
     <w:p>
       <w:pPr>
         <w:pStyle w:val="Heading2"/>
@@ -4319,8 +4498,8 @@
         <w:t xml:space="preserve">: {Pre-launch / first year / established with trading history / mature}</w:t>
       </w:r>
     </w:p>
-    <w:bookmarkEnd w:id="40"/>
-    <w:bookmarkStart w:id="41" w:name="product"/>
+    <w:bookmarkEnd w:id="41"/>
+    <w:bookmarkStart w:id="42" w:name="product"/>
     <w:p>
       <w:pPr>
         <w:pStyle w:val="Heading2"/>
@@ -4436,8 +4615,8 @@
         <w:t xml:space="preserve">: {COGS ballpark, shipping costs, any surprising margin drags}</w:t>
       </w:r>
     </w:p>
-    <w:bookmarkEnd w:id="41"/>
-    <w:bookmarkStart w:id="42" w:name="target-audience"/>
+    <w:bookmarkEnd w:id="42"/>
+    <w:bookmarkStart w:id="43" w:name="target-audience"/>
     <w:p>
       <w:pPr>
         <w:pStyle w:val="Heading2"/>
@@ -4528,8 +4707,8 @@
         <w:t xml:space="preserve">: {Reddit subs, niche forums, YouTube channels, Instagram accounts, podcasts}</w:t>
       </w:r>
     </w:p>
-    <w:bookmarkEnd w:id="42"/>
-    <w:bookmarkStart w:id="43" w:name="positioning"/>
+    <w:bookmarkEnd w:id="43"/>
+    <w:bookmarkStart w:id="44" w:name="positioning"/>
     <w:p>
       <w:pPr>
         <w:pStyle w:val="Heading2"/>
@@ -4680,14 +4859,14 @@
         <w:t xml:space="preserve">: {Previous positioning angles, channels, campaigns that missed}</w:t>
       </w:r>
     </w:p>
-    <w:bookmarkEnd w:id="43"/>
-    <w:bookmarkStart w:id="44" w:name="current-tool-stack"/>
+    <w:bookmarkEnd w:id="44"/>
+    <w:bookmarkStart w:id="47" w:name="tool-inventory"/>
     <w:p>
       <w:pPr>
         <w:pStyle w:val="Heading2"/>
       </w:pPr>
       <w:r>
-        <w:t xml:space="preserve">Current tool stack</w:t>
+        <w:t xml:space="preserve">Tool Inventory</w:t>
       </w:r>
     </w:p>
     <w:p>
@@ -4695,22 +4874,31 @@
         <w:pStyle w:val="FirstParagraph"/>
       </w:pPr>
       <w:r>
-        <w:t xml:space="preserve">List every tool you use for marketing and operations today. Claude detects which have API credentials wired in</w:t>
-      </w:r>
-      <w:r>
-        <w:t xml:space="preserve"> </w:t>
-      </w:r>
-      <w:r>
-        <w:rPr>
-          <w:rStyle w:val="VerbatimChar"/>
-        </w:rPr>
-        <w:t xml:space="preserve">.env</w:t>
-      </w:r>
-      <w:r>
-        <w:t xml:space="preserve"> </w:t>
-      </w:r>
-      <w:r>
-        <w:t xml:space="preserve">and offers sign-up walkthroughs for the rest during the install.</w:t>
+        <w:t xml:space="preserve">Every sub-playbook reads this block to know which API to call for each function. Universal tools are assumed present — leave them unless genuinely unused. For each variable function, declare the tool you run (or</w:t>
+      </w:r>
+      <w:r>
+        <w:t xml:space="preserve"> </w:t>
+      </w:r>
+      <w:r>
+        <w:rPr>
+          <w:rStyle w:val="VerbatimChar"/>
+        </w:rPr>
+        <w:t xml:space="preserve">none</w:t>
+      </w:r>
+      <w:r>
+        <w:t xml:space="preserve"> </w:t>
+      </w:r>
+      <w:r>
+        <w:t xml:space="preserve">if the function isn’t in play — Claude will flag the gap rather than silently skip). Where Claude doesn’t already have embedded instructions for a tool, it WebFetches the vendor’s current API docs on the fly.</w:t>
+      </w:r>
+    </w:p>
+    <w:bookmarkStart w:id="45" w:name="Xb9d3906f3851cad35a9bd8ad8c6e2201cf26d94"/>
+    <w:p>
+      <w:pPr>
+        <w:pStyle w:val="Heading3"/>
+      </w:pPr>
+      <w:r>
+        <w:t xml:space="preserve">Universal (assumed — skip only if genuinely unused)</w:t>
       </w:r>
     </w:p>
     <w:p>
@@ -4722,14 +4910,7 @@
         </w:numPr>
       </w:pPr>
       <w:r>
-        <w:rPr>
-          <w:b/>
-          <w:bCs/>
-        </w:rPr>
-        <w:t xml:space="preserve">Website / CMS</w:t>
-      </w:r>
-      <w:r>
-        <w:t xml:space="preserve">: {Shopify, WordPress, Next.js, etc.}</w:t>
+        <w:t xml:space="preserve">Google Analytics 4</w:t>
       </w:r>
     </w:p>
     <w:p>
@@ -4741,14 +4922,7 @@
         </w:numPr>
       </w:pPr>
       <w:r>
-        <w:rPr>
-          <w:b/>
-          <w:bCs/>
-        </w:rPr>
-        <w:t xml:space="preserve">Analytics</w:t>
-      </w:r>
-      <w:r>
-        <w:t xml:space="preserve">: {GA4, Mixpanel, etc.}</w:t>
+        <w:t xml:space="preserve">Google Search Console</w:t>
       </w:r>
     </w:p>
     <w:p>
@@ -4760,14 +4934,7 @@
         </w:numPr>
       </w:pPr>
       <w:r>
-        <w:rPr>
-          <w:b/>
-          <w:bCs/>
-        </w:rPr>
-        <w:t xml:space="preserve">Search visibility</w:t>
-      </w:r>
-      <w:r>
-        <w:t xml:space="preserve">: {Google Search Console, Bing, etc.}</w:t>
+        <w:t xml:space="preserve">Google Ads</w:t>
       </w:r>
     </w:p>
     <w:p>
@@ -4779,14 +4946,7 @@
         </w:numPr>
       </w:pPr>
       <w:r>
-        <w:rPr>
-          <w:b/>
-          <w:bCs/>
-        </w:rPr>
-        <w:t xml:space="preserve">Ad platforms</w:t>
-      </w:r>
-      <w:r>
-        <w:t xml:space="preserve">: {Google Ads, Meta Ads, TikTok, etc.}</w:t>
+        <w:t xml:space="preserve">Google Merchant Center</w:t>
       </w:r>
     </w:p>
     <w:p>
@@ -4798,60 +4958,215 @@
         </w:numPr>
       </w:pPr>
       <w:r>
-        <w:rPr>
-          <w:b/>
-          <w:bCs/>
-        </w:rPr>
-        <w:t xml:space="preserve">Shopping feed</w:t>
-      </w:r>
-      <w:r>
-        <w:t xml:space="preserve">: {Google Merchant Center, Bing Merchant}</w:t>
-      </w:r>
-    </w:p>
-    <w:p>
-      <w:pPr>
-        <w:pStyle w:val="Compact"/>
-        <w:numPr>
-          <w:ilvl w:val="0"/>
-          <w:numId w:val="1028"/>
-        </w:numPr>
-      </w:pPr>
-      <w:r>
-        <w:rPr>
-          <w:b/>
-          <w:bCs/>
-        </w:rPr>
-        <w:t xml:space="preserve">Email / SMS</w:t>
-      </w:r>
-      <w:r>
-        <w:t xml:space="preserve">: {Klaviyo, Brevo, ActiveCampaign, Postscript, etc.}</w:t>
-      </w:r>
-    </w:p>
-    <w:p>
-      <w:pPr>
-        <w:pStyle w:val="Compact"/>
-        <w:numPr>
-          <w:ilvl w:val="0"/>
-          <w:numId w:val="1028"/>
-        </w:numPr>
-      </w:pPr>
-      <w:r>
-        <w:rPr>
-          <w:b/>
-          <w:bCs/>
-        </w:rPr>
-        <w:t xml:space="preserve">CRO / session behaviour</w:t>
-      </w:r>
-      <w:r>
-        <w:t xml:space="preserve">: {Microsoft Clarity, Hotjar, FullStory}</w:t>
-      </w:r>
-    </w:p>
-    <w:p>
-      <w:pPr>
-        <w:pStyle w:val="Compact"/>
-        <w:numPr>
-          <w:ilvl w:val="0"/>
-          <w:numId w:val="1028"/>
+        <w:t xml:space="preserve">Meta Ads Manager</w:t>
+      </w:r>
+    </w:p>
+    <w:bookmarkEnd w:id="45"/>
+    <w:bookmarkStart w:id="46" w:name="your-stack"/>
+    <w:p>
+      <w:pPr>
+        <w:pStyle w:val="Heading3"/>
+      </w:pPr>
+      <w:r>
+        <w:t xml:space="preserve">Your stack</w:t>
+      </w:r>
+    </w:p>
+    <w:p>
+      <w:pPr>
+        <w:pStyle w:val="Compact"/>
+        <w:numPr>
+          <w:ilvl w:val="0"/>
+          <w:numId w:val="1029"/>
+        </w:numPr>
+      </w:pPr>
+      <w:r>
+        <w:rPr>
+          <w:b/>
+          <w:bCs/>
+        </w:rPr>
+        <w:t xml:space="preserve">Commerce / CMS</w:t>
+      </w:r>
+      <w:r>
+        <w:t xml:space="preserve">: {Shopify | WooCommerce | BigCommerce | Webflow | Magento | Squarespace | custom}</w:t>
+      </w:r>
+    </w:p>
+    <w:p>
+      <w:pPr>
+        <w:pStyle w:val="Compact"/>
+        <w:numPr>
+          <w:ilvl w:val="0"/>
+          <w:numId w:val="1029"/>
+        </w:numPr>
+      </w:pPr>
+      <w:r>
+        <w:rPr>
+          <w:b/>
+          <w:bCs/>
+        </w:rPr>
+        <w:t xml:space="preserve">Email / lifecycle</w:t>
+      </w:r>
+      <w:r>
+        <w:t xml:space="preserve">: {Klaviyo | Mailchimp | Brevo | HubSpot | ActiveCampaign | Omnisend | none}</w:t>
+      </w:r>
+    </w:p>
+    <w:p>
+      <w:pPr>
+        <w:pStyle w:val="Compact"/>
+        <w:numPr>
+          <w:ilvl w:val="0"/>
+          <w:numId w:val="1029"/>
+        </w:numPr>
+      </w:pPr>
+      <w:r>
+        <w:rPr>
+          <w:b/>
+          <w:bCs/>
+        </w:rPr>
+        <w:t xml:space="preserve">CRM</w:t>
+      </w:r>
+      <w:r>
+        <w:t xml:space="preserve">: {HubSpot | Salesforce | Attio | Airtable | Pipedrive | none}</w:t>
+      </w:r>
+    </w:p>
+    <w:p>
+      <w:pPr>
+        <w:pStyle w:val="Compact"/>
+        <w:numPr>
+          <w:ilvl w:val="0"/>
+          <w:numId w:val="1029"/>
+        </w:numPr>
+      </w:pPr>
+      <w:r>
+        <w:rPr>
+          <w:b/>
+          <w:bCs/>
+        </w:rPr>
+        <w:t xml:space="preserve">Reviews</w:t>
+      </w:r>
+      <w:r>
+        <w:t xml:space="preserve">: {Judge.me | Yotpo | Okendo | Stamped | Trustpilot | none}</w:t>
+      </w:r>
+    </w:p>
+    <w:p>
+      <w:pPr>
+        <w:pStyle w:val="Compact"/>
+        <w:numPr>
+          <w:ilvl w:val="0"/>
+          <w:numId w:val="1029"/>
+        </w:numPr>
+      </w:pPr>
+      <w:r>
+        <w:rPr>
+          <w:b/>
+          <w:bCs/>
+        </w:rPr>
+        <w:t xml:space="preserve">On-site behaviour</w:t>
+      </w:r>
+      <w:r>
+        <w:t xml:space="preserve">: {Microsoft Clarity | Hotjar | FullStory | none}</w:t>
+      </w:r>
+    </w:p>
+    <w:p>
+      <w:pPr>
+        <w:pStyle w:val="Compact"/>
+        <w:numPr>
+          <w:ilvl w:val="0"/>
+          <w:numId w:val="1029"/>
+        </w:numPr>
+      </w:pPr>
+      <w:r>
+        <w:rPr>
+          <w:b/>
+          <w:bCs/>
+        </w:rPr>
+        <w:t xml:space="preserve">SMS</w:t>
+      </w:r>
+      <w:r>
+        <w:t xml:space="preserve">: {Attentive | Postscript | Klaviyo SMS | none}</w:t>
+      </w:r>
+    </w:p>
+    <w:p>
+      <w:pPr>
+        <w:pStyle w:val="Compact"/>
+        <w:numPr>
+          <w:ilvl w:val="0"/>
+          <w:numId w:val="1029"/>
+        </w:numPr>
+      </w:pPr>
+      <w:r>
+        <w:rPr>
+          <w:b/>
+          <w:bCs/>
+        </w:rPr>
+        <w:t xml:space="preserve">Helpdesk</w:t>
+      </w:r>
+      <w:r>
+        <w:t xml:space="preserve">: {Gorgias | Zendesk | Intercom | Front | Help Scout | none}</w:t>
+      </w:r>
+    </w:p>
+    <w:p>
+      <w:pPr>
+        <w:pStyle w:val="Compact"/>
+        <w:numPr>
+          <w:ilvl w:val="0"/>
+          <w:numId w:val="1029"/>
+        </w:numPr>
+      </w:pPr>
+      <w:r>
+        <w:rPr>
+          <w:b/>
+          <w:bCs/>
+        </w:rPr>
+        <w:t xml:space="preserve">Automation / glue</w:t>
+      </w:r>
+      <w:r>
+        <w:t xml:space="preserve">: {Zapier | Make | n8n | Cloudflare Workers | none}</w:t>
+      </w:r>
+    </w:p>
+    <w:p>
+      <w:pPr>
+        <w:pStyle w:val="Compact"/>
+        <w:numPr>
+          <w:ilvl w:val="0"/>
+          <w:numId w:val="1029"/>
+        </w:numPr>
+      </w:pPr>
+      <w:r>
+        <w:rPr>
+          <w:b/>
+          <w:bCs/>
+        </w:rPr>
+        <w:t xml:space="preserve">Ad analytics / attribution</w:t>
+      </w:r>
+      <w:r>
+        <w:t xml:space="preserve">: {Triple Whale | Northbeam | none}</w:t>
+      </w:r>
+    </w:p>
+    <w:p>
+      <w:pPr>
+        <w:pStyle w:val="Compact"/>
+        <w:numPr>
+          <w:ilvl w:val="0"/>
+          <w:numId w:val="1029"/>
+        </w:numPr>
+      </w:pPr>
+      <w:r>
+        <w:rPr>
+          <w:b/>
+          <w:bCs/>
+        </w:rPr>
+        <w:t xml:space="preserve">Scheduling / social</w:t>
+      </w:r>
+      <w:r>
+        <w:t xml:space="preserve">: {Buffer | Later | Hootsuite | native | none}</w:t>
+      </w:r>
+    </w:p>
+    <w:p>
+      <w:pPr>
+        <w:pStyle w:val="Compact"/>
+        <w:numPr>
+          <w:ilvl w:val="0"/>
+          <w:numId w:val="1029"/>
         </w:numPr>
       </w:pPr>
       <w:r>
@@ -4862,49 +5177,12 @@
         <w:t xml:space="preserve">Tag management</w:t>
       </w:r>
       <w:r>
-        <w:t xml:space="preserve">: {GTM, Shopify Pixel Manager}</w:t>
-      </w:r>
-    </w:p>
-    <w:p>
-      <w:pPr>
-        <w:pStyle w:val="Compact"/>
-        <w:numPr>
-          <w:ilvl w:val="0"/>
-          <w:numId w:val="1028"/>
-        </w:numPr>
-      </w:pPr>
-      <w:r>
-        <w:rPr>
-          <w:b/>
-          <w:bCs/>
-        </w:rPr>
-        <w:t xml:space="preserve">CRM / back-office</w:t>
-      </w:r>
-      <w:r>
-        <w:t xml:space="preserve">: {Airtable, HubSpot, custom}</w:t>
-      </w:r>
-    </w:p>
-    <w:p>
-      <w:pPr>
-        <w:pStyle w:val="Compact"/>
-        <w:numPr>
-          <w:ilvl w:val="0"/>
-          <w:numId w:val="1028"/>
-        </w:numPr>
-      </w:pPr>
-      <w:r>
-        <w:rPr>
-          <w:b/>
-          <w:bCs/>
-        </w:rPr>
-        <w:t xml:space="preserve">AI assistants / prompts</w:t>
-      </w:r>
-      <w:r>
-        <w:t xml:space="preserve">: {Claude, ChatGPT, internal tools}</w:t>
-      </w:r>
-    </w:p>
-    <w:bookmarkEnd w:id="44"/>
-    <w:bookmarkStart w:id="45" w:name="tools-youd-like-to-add"/>
+        <w:t xml:space="preserve">: {GTM | Shopify Pixel Manager | none}</w:t>
+      </w:r>
+    </w:p>
+    <w:bookmarkEnd w:id="46"/>
+    <w:bookmarkEnd w:id="47"/>
+    <w:bookmarkStart w:id="48" w:name="tools-youd-like-to-add"/>
     <w:p>
       <w:pPr>
         <w:pStyle w:val="Heading2"/>
@@ -4926,7 +5204,7 @@
         <w:pStyle w:val="Compact"/>
         <w:numPr>
           <w:ilvl w:val="0"/>
-          <w:numId w:val="1029"/>
+          <w:numId w:val="1030"/>
         </w:numPr>
       </w:pPr>
       <w:r>
@@ -4944,15 +5222,15 @@
         <w:pStyle w:val="Compact"/>
         <w:numPr>
           <w:ilvl w:val="0"/>
-          <w:numId w:val="1029"/>
+          <w:numId w:val="1030"/>
         </w:numPr>
       </w:pPr>
       <w:r>
         <w:t xml:space="preserve">{Tool 2 and why}</w:t>
       </w:r>
     </w:p>
-    <w:bookmarkEnd w:id="45"/>
-    <w:bookmarkStart w:id="46" w:name="team-size-and-marketing-owner"/>
+    <w:bookmarkEnd w:id="48"/>
+    <w:bookmarkStart w:id="49" w:name="team-size-and-marketing-owner"/>
     <w:p>
       <w:pPr>
         <w:pStyle w:val="Heading2"/>
@@ -4966,7 +5244,7 @@
         <w:pStyle w:val="Compact"/>
         <w:numPr>
           <w:ilvl w:val="0"/>
-          <w:numId w:val="1030"/>
+          <w:numId w:val="1031"/>
         </w:numPr>
       </w:pPr>
       <w:r>
@@ -4985,7 +5263,7 @@
         <w:pStyle w:val="Compact"/>
         <w:numPr>
           <w:ilvl w:val="0"/>
-          <w:numId w:val="1030"/>
+          <w:numId w:val="1031"/>
         </w:numPr>
       </w:pPr>
       <w:r>
@@ -5004,7 +5282,7 @@
         <w:pStyle w:val="Compact"/>
         <w:numPr>
           <w:ilvl w:val="0"/>
-          <w:numId w:val="1030"/>
+          <w:numId w:val="1031"/>
         </w:numPr>
       </w:pPr>
       <w:r>
@@ -5018,8 +5296,8 @@
         <w:t xml:space="preserve">: {Founder / in-house growth lead / fractional / agency / nobody formally}</w:t>
       </w:r>
     </w:p>
-    <w:bookmarkEnd w:id="46"/>
-    <w:bookmarkStart w:id="47" w:name="most-felt-marketing-pain-right-now"/>
+    <w:bookmarkEnd w:id="49"/>
+    <w:bookmarkStart w:id="50" w:name="most-felt-marketing-pain-right-now"/>
     <w:p>
       <w:pPr>
         <w:pStyle w:val="Heading2"/>
@@ -5050,8 +5328,8 @@
         <w:t xml:space="preserve">{Your answer}</w:t>
       </w:r>
     </w:p>
-    <w:bookmarkEnd w:id="47"/>
-    <w:bookmarkStart w:id="48" w:name="current-approach-to-weekly-review"/>
+    <w:bookmarkEnd w:id="50"/>
+    <w:bookmarkStart w:id="51" w:name="current-approach-to-weekly-review"/>
     <w:p>
       <w:pPr>
         <w:pStyle w:val="Heading2"/>
@@ -5073,7 +5351,7 @@
         <w:pStyle w:val="Compact"/>
         <w:numPr>
           <w:ilvl w:val="0"/>
-          <w:numId w:val="1031"/>
+          <w:numId w:val="1032"/>
         </w:numPr>
       </w:pPr>
       <w:r>
@@ -5085,7 +5363,7 @@
         <w:pStyle w:val="Compact"/>
         <w:numPr>
           <w:ilvl w:val="0"/>
-          <w:numId w:val="1031"/>
+          <w:numId w:val="1032"/>
         </w:numPr>
       </w:pPr>
       <w:r>
@@ -5097,7 +5375,7 @@
         <w:pStyle w:val="Compact"/>
         <w:numPr>
           <w:ilvl w:val="0"/>
-          <w:numId w:val="1031"/>
+          <w:numId w:val="1032"/>
         </w:numPr>
       </w:pPr>
       <w:r>
@@ -5109,7 +5387,7 @@
         <w:pStyle w:val="Compact"/>
         <w:numPr>
           <w:ilvl w:val="0"/>
-          <w:numId w:val="1031"/>
+          <w:numId w:val="1032"/>
         </w:numPr>
       </w:pPr>
       <w:r>
@@ -5121,15 +5399,15 @@
         <w:pStyle w:val="Compact"/>
         <w:numPr>
           <w:ilvl w:val="0"/>
-          <w:numId w:val="1031"/>
+          <w:numId w:val="1032"/>
         </w:numPr>
       </w:pPr>
       <w:r>
         <w:t xml:space="preserve">{Other: describe}</w:t>
       </w:r>
     </w:p>
-    <w:bookmarkEnd w:id="48"/>
-    <w:bookmarkStart w:id="49" w:name="comfort-level-with-claude-code"/>
+    <w:bookmarkEnd w:id="51"/>
+    <w:bookmarkStart w:id="52" w:name="comfort-level-with-claude-code"/>
     <w:p>
       <w:pPr>
         <w:pStyle w:val="Heading2"/>
@@ -5151,7 +5429,7 @@
         <w:pStyle w:val="Compact"/>
         <w:numPr>
           <w:ilvl w:val="0"/>
-          <w:numId w:val="1032"/>
+          <w:numId w:val="1033"/>
         </w:numPr>
       </w:pPr>
       <w:r>
@@ -5163,7 +5441,7 @@
         <w:pStyle w:val="Compact"/>
         <w:numPr>
           <w:ilvl w:val="0"/>
-          <w:numId w:val="1032"/>
+          <w:numId w:val="1033"/>
         </w:numPr>
       </w:pPr>
       <w:r>
@@ -5175,15 +5453,15 @@
         <w:pStyle w:val="Compact"/>
         <w:numPr>
           <w:ilvl w:val="0"/>
-          <w:numId w:val="1032"/>
+          <w:numId w:val="1033"/>
         </w:numPr>
       </w:pPr>
       <w:r>
         <w:t xml:space="preserve">{Power user: I have CLAUDE.md files and slash commands wired up across multiple projects}</w:t>
       </w:r>
     </w:p>
-    <w:bookmarkEnd w:id="49"/>
-    <w:bookmarkStart w:id="50" w:name="known-constraints"/>
+    <w:bookmarkEnd w:id="52"/>
+    <w:bookmarkStart w:id="53" w:name="known-constraints"/>
     <w:p>
       <w:pPr>
         <w:pStyle w:val="Heading2"/>
@@ -5197,7 +5475,7 @@
         <w:pStyle w:val="Compact"/>
         <w:numPr>
           <w:ilvl w:val="0"/>
-          <w:numId w:val="1033"/>
+          <w:numId w:val="1034"/>
         </w:numPr>
       </w:pPr>
       <w:r>
@@ -5216,7 +5494,7 @@
         <w:pStyle w:val="Compact"/>
         <w:numPr>
           <w:ilvl w:val="0"/>
-          <w:numId w:val="1033"/>
+          <w:numId w:val="1034"/>
         </w:numPr>
       </w:pPr>
       <w:r>
@@ -5235,7 +5513,7 @@
         <w:pStyle w:val="Compact"/>
         <w:numPr>
           <w:ilvl w:val="0"/>
-          <w:numId w:val="1033"/>
+          <w:numId w:val="1034"/>
         </w:numPr>
       </w:pPr>
       <w:r>
@@ -5254,7 +5532,7 @@
         <w:pStyle w:val="Compact"/>
         <w:numPr>
           <w:ilvl w:val="0"/>
-          <w:numId w:val="1033"/>
+          <w:numId w:val="1034"/>
         </w:numPr>
       </w:pPr>
       <w:r>
@@ -5268,8 +5546,8 @@
         <w:t xml:space="preserve">: {Founder time available for this work, any seasonal or launch-window pressures}</w:t>
       </w:r>
     </w:p>
-    <w:bookmarkEnd w:id="50"/>
-    <w:bookmarkStart w:id="51" w:name="growth-goals"/>
+    <w:bookmarkEnd w:id="53"/>
+    <w:bookmarkStart w:id="54" w:name="growth-goals"/>
     <w:p>
       <w:pPr>
         <w:pStyle w:val="Heading2"/>
@@ -5283,7 +5561,7 @@
         <w:pStyle w:val="Compact"/>
         <w:numPr>
           <w:ilvl w:val="0"/>
-          <w:numId w:val="1034"/>
+          <w:numId w:val="1035"/>
         </w:numPr>
       </w:pPr>
       <w:r>
@@ -5302,7 +5580,7 @@
         <w:pStyle w:val="Compact"/>
         <w:numPr>
           <w:ilvl w:val="0"/>
-          <w:numId w:val="1034"/>
+          <w:numId w:val="1035"/>
         </w:numPr>
       </w:pPr>
       <w:r>
@@ -5321,7 +5599,7 @@
         <w:pStyle w:val="Compact"/>
         <w:numPr>
           <w:ilvl w:val="0"/>
-          <w:numId w:val="1034"/>
+          <w:numId w:val="1035"/>
         </w:numPr>
       </w:pPr>
       <w:r>
@@ -5363,8 +5641,8 @@
         <w:t xml:space="preserve">: {Leading indicators you’d be happy to see: organic traffic, conversion rate, list size, ad ROAS, retention, etc.}</w:t>
       </w:r>
     </w:p>
-    <w:bookmarkEnd w:id="51"/>
-    <w:bookmarkStart w:id="52" w:name="voice-and-brand-guidelines-optional"/>
+    <w:bookmarkEnd w:id="54"/>
+    <w:bookmarkStart w:id="55" w:name="voice-and-brand-guidelines-optional"/>
     <w:p>
       <w:pPr>
         <w:pStyle w:val="Heading2"/>
@@ -5378,7 +5656,7 @@
         <w:pStyle w:val="Compact"/>
         <w:numPr>
           <w:ilvl w:val="0"/>
-          <w:numId w:val="1035"/>
+          <w:numId w:val="1036"/>
         </w:numPr>
       </w:pPr>
       <w:r>
@@ -5403,7 +5681,7 @@
         <w:pStyle w:val="Compact"/>
         <w:numPr>
           <w:ilvl w:val="0"/>
-          <w:numId w:val="1035"/>
+          <w:numId w:val="1036"/>
         </w:numPr>
       </w:pPr>
       <w:r>
@@ -5422,7 +5700,7 @@
         <w:pStyle w:val="Compact"/>
         <w:numPr>
           <w:ilvl w:val="0"/>
-          <w:numId w:val="1035"/>
+          <w:numId w:val="1036"/>
         </w:numPr>
       </w:pPr>
       <w:r>
@@ -5441,7 +5719,7 @@
         <w:pStyle w:val="Compact"/>
         <w:numPr>
           <w:ilvl w:val="0"/>
-          <w:numId w:val="1035"/>
+          <w:numId w:val="1036"/>
         </w:numPr>
       </w:pPr>
       <w:r>
@@ -5455,8 +5733,8 @@
         <w:t xml:space="preserve">: {Direct / warm / technical / luxury / conversational}</w:t>
       </w:r>
     </w:p>
-    <w:bookmarkEnd w:id="52"/>
-    <w:bookmarkStart w:id="53" w:name="X56332a15ed686da6a8eaad1514bf1e540c4b3c8"/>
+    <w:bookmarkEnd w:id="55"/>
+    <w:bookmarkStart w:id="56" w:name="X56332a15ed686da6a8eaad1514bf1e540c4b3c8"/>
     <w:p>
       <w:pPr>
         <w:pStyle w:val="Heading2"/>
@@ -5480,8 +5758,8 @@
         </w:pict>
       </w:r>
     </w:p>
-    <w:bookmarkEnd w:id="53"/>
-    <w:bookmarkStart w:id="54" w:name="how-claude-should-use-this-file"/>
+    <w:bookmarkEnd w:id="56"/>
+    <w:bookmarkStart w:id="57" w:name="how-claude-should-use-this-file"/>
     <w:p>
       <w:pPr>
         <w:pStyle w:val="Heading2"/>
@@ -5509,11 +5787,16 @@
       <w:r>
         <w:t xml:space="preserve">), cross-reference the inputs here before asking the user for them. Do not invent values. If a field is blank, ask the user to fill it in before proceeding with work that depends on it.</w:t>
       </w:r>
-      <w:r>
-        <w:t xml:space="preserve"> </w:t>
-      </w:r>
-      <w:r>
-        <w:t xml:space="preserve"># AI GTM Master Playbook: Install Prompt</w:t>
+    </w:p>
+    <w:bookmarkEnd w:id="57"/>
+    <w:bookmarkEnd w:id="58"/>
+    <w:bookmarkStart w:id="83" w:name="ai-gtm-master-playbook-install-prompt"/>
+    <w:p>
+      <w:pPr>
+        <w:pStyle w:val="Heading1"/>
+      </w:pPr>
+      <w:r>
+        <w:t xml:space="preserve">AI GTM Master Playbook: Install Prompt</w:t>
       </w:r>
     </w:p>
     <w:p>
@@ -5562,8 +5845,7 @@
         </w:pict>
       </w:r>
     </w:p>
-    <w:bookmarkEnd w:id="54"/>
-    <w:bookmarkStart w:id="56" w:name="X3116a95ef0ff76e6dbed3ec2c29f2499ad39176"/>
+    <w:bookmarkStart w:id="60" w:name="X3116a95ef0ff76e6dbed3ec2c29f2499ad39176"/>
     <w:p>
       <w:pPr>
         <w:pStyle w:val="Heading2"/>
@@ -5925,7 +6207,7 @@
         <w:t xml:space="preserve">Capital state. Supply-chain constraints. Regulatory constraints. Founder time available. Twelve-month revenue goal. The single lever the founder believes unlocks it.</w:t>
       </w:r>
     </w:p>
-    <w:bookmarkStart w:id="55" w:name="minimum-required-to-proceed-to-step-2"/>
+    <w:bookmarkStart w:id="59" w:name="minimum-required-to-proceed-to-step-2"/>
     <w:p>
       <w:pPr>
         <w:pStyle w:val="Heading3"/>
@@ -5947,7 +6229,7 @@
         <w:pStyle w:val="Compact"/>
         <w:numPr>
           <w:ilvl w:val="0"/>
-          <w:numId w:val="1036"/>
+          <w:numId w:val="1037"/>
         </w:numPr>
       </w:pPr>
       <w:r>
@@ -5959,7 +6241,7 @@
         <w:pStyle w:val="Compact"/>
         <w:numPr>
           <w:ilvl w:val="0"/>
-          <w:numId w:val="1036"/>
+          <w:numId w:val="1037"/>
         </w:numPr>
       </w:pPr>
       <w:r>
@@ -5971,7 +6253,7 @@
         <w:pStyle w:val="Compact"/>
         <w:numPr>
           <w:ilvl w:val="0"/>
-          <w:numId w:val="1036"/>
+          <w:numId w:val="1037"/>
         </w:numPr>
       </w:pPr>
       <w:r>
@@ -5983,7 +6265,7 @@
         <w:pStyle w:val="Compact"/>
         <w:numPr>
           <w:ilvl w:val="0"/>
-          <w:numId w:val="1036"/>
+          <w:numId w:val="1037"/>
         </w:numPr>
       </w:pPr>
       <w:r>
@@ -5995,7 +6277,7 @@
         <w:pStyle w:val="Compact"/>
         <w:numPr>
           <w:ilvl w:val="0"/>
-          <w:numId w:val="1036"/>
+          <w:numId w:val="1037"/>
         </w:numPr>
       </w:pPr>
       <w:r>
@@ -6007,7 +6289,7 @@
         <w:pStyle w:val="Compact"/>
         <w:numPr>
           <w:ilvl w:val="0"/>
-          <w:numId w:val="1036"/>
+          <w:numId w:val="1037"/>
         </w:numPr>
       </w:pPr>
       <w:r>
@@ -6019,7 +6301,7 @@
         <w:pStyle w:val="Compact"/>
         <w:numPr>
           <w:ilvl w:val="0"/>
-          <w:numId w:val="1036"/>
+          <w:numId w:val="1037"/>
         </w:numPr>
       </w:pPr>
       <w:r>
@@ -6031,7 +6313,7 @@
         <w:pStyle w:val="Compact"/>
         <w:numPr>
           <w:ilvl w:val="0"/>
-          <w:numId w:val="1036"/>
+          <w:numId w:val="1037"/>
         </w:numPr>
       </w:pPr>
       <w:r>
@@ -6097,9 +6379,9 @@
         </w:pict>
       </w:r>
     </w:p>
-    <w:bookmarkEnd w:id="55"/>
-    <w:bookmarkEnd w:id="56"/>
-    <w:bookmarkStart w:id="58" w:name="X1f3f675c554c8febb14c34d9ce9725d621e7ae3"/>
+    <w:bookmarkEnd w:id="59"/>
+    <w:bookmarkEnd w:id="60"/>
+    <w:bookmarkStart w:id="62" w:name="X1f3f675c554c8febb14c34d9ce9725d621e7ae3"/>
     <w:p>
       <w:pPr>
         <w:pStyle w:val="Heading2"/>
@@ -6128,7 +6410,7 @@
         <w:t xml:space="preserve"> </w:t>
       </w:r>
       <w:r>
-        <w:t xml:space="preserve">file in the current working directory (create an empty one if missing). Print a credential inventory to the user in this format:</w:t>
+        <w:t xml:space="preserve">file in the current working directory (create an empty one if missing). Also read CLAUDE.md § Tool Inventory to pick up the brand’s declared choice for each variable function (commerce platform, email / lifecycle, CRM, reviews, on-site behaviour, SMS, helpdesk, automation glue). Print a credential inventory to the user in this format:</w:t>
       </w:r>
     </w:p>
     <w:p>
@@ -6139,7 +6421,7 @@
         <w:rPr>
           <w:rStyle w:val="VerbatimChar"/>
         </w:rPr>
-        <w:t xml:space="preserve">Core execution</w:t>
+        <w:t xml:space="preserve">Universal tools (every DTC brand needs these)</w:t>
       </w:r>
       <w:r>
         <w:br/>
@@ -6163,13 +6445,19 @@
         <w:br/>
       </w:r>
       <w:r>
+        <w:rPr>
+          <w:rStyle w:val="VerbatimChar"/>
+        </w:rPr>
+        <w:t xml:space="preserve">- Google Analytics 4: configured / not configured</w:t>
+      </w:r>
+      <w:r>
         <w:br/>
       </w:r>
       <w:r>
         <w:rPr>
           <w:rStyle w:val="VerbatimChar"/>
         </w:rPr>
-        <w:t xml:space="preserve">Analytics + search</w:t>
+        <w:t xml:space="preserve">- Google Search Console: configured / not configured</w:t>
       </w:r>
       <w:r>
         <w:br/>
@@ -6178,7 +6466,7 @@
         <w:rPr>
           <w:rStyle w:val="VerbatimChar"/>
         </w:rPr>
-        <w:t xml:space="preserve">- Google Analytics 4: configured / not configured</w:t>
+        <w:t xml:space="preserve">- Google Ads: configured / not configured</w:t>
       </w:r>
       <w:r>
         <w:br/>
@@ -6187,7 +6475,7 @@
         <w:rPr>
           <w:rStyle w:val="VerbatimChar"/>
         </w:rPr>
-        <w:t xml:space="preserve">- Google Search Console: configured / not configured</w:t>
+        <w:t xml:space="preserve">- Google Merchant Center: configured / not configured</w:t>
       </w:r>
       <w:r>
         <w:br/>
@@ -6196,6 +6484,15 @@
         <w:rPr>
           <w:rStyle w:val="VerbatimChar"/>
         </w:rPr>
+        <w:t xml:space="preserve">- Meta Ads: configured / not configured</w:t>
+      </w:r>
+      <w:r>
+        <w:br/>
+      </w:r>
+      <w:r>
+        <w:rPr>
+          <w:rStyle w:val="VerbatimChar"/>
+        </w:rPr>
         <w:t xml:space="preserve">- Google Cloud API key (PageSpeed, Gemini): configured / not configured</w:t>
       </w:r>
       <w:r>
@@ -6208,7 +6505,7 @@
         <w:rPr>
           <w:rStyle w:val="VerbatimChar"/>
         </w:rPr>
-        <w:t xml:space="preserve">Ad platforms</w:t>
+        <w:t xml:space="preserve">Your stack (populated from CLAUDE.md § Tool Inventory)</w:t>
       </w:r>
       <w:r>
         <w:br/>
@@ -6217,7 +6514,7 @@
         <w:rPr>
           <w:rStyle w:val="VerbatimChar"/>
         </w:rPr>
-        <w:t xml:space="preserve">- Meta Ads: configured / not configured</w:t>
+        <w:t xml:space="preserve">- Commerce / CMS → {tool}: configured / not configured</w:t>
       </w:r>
       <w:r>
         <w:br/>
@@ -6226,19 +6523,25 @@
         <w:rPr>
           <w:rStyle w:val="VerbatimChar"/>
         </w:rPr>
-        <w:t xml:space="preserve">- Google Ads: configured / not configured</w:t>
+        <w:t xml:space="preserve">- Email / lifecycle → {tool}: configured / not configured</w:t>
       </w:r>
       <w:r>
         <w:br/>
       </w:r>
       <w:r>
+        <w:rPr>
+          <w:rStyle w:val="VerbatimChar"/>
+        </w:rPr>
+        <w:t xml:space="preserve">- CRM → {tool | none}: configured / not configured / N/A</w:t>
+      </w:r>
+      <w:r>
         <w:br/>
       </w:r>
       <w:r>
         <w:rPr>
           <w:rStyle w:val="VerbatimChar"/>
         </w:rPr>
-        <w:t xml:space="preserve">Ecommerce + email</w:t>
+        <w:t xml:space="preserve">- Reviews → {tool | none}: configured / not configured / N/A</w:t>
       </w:r>
       <w:r>
         <w:br/>
@@ -6247,7 +6550,7 @@
         <w:rPr>
           <w:rStyle w:val="VerbatimChar"/>
         </w:rPr>
-        <w:t xml:space="preserve">- Shopify Admin: configured / not configured</w:t>
+        <w:t xml:space="preserve">- On-site behaviour → {tool | none}: configured / not configured / N/A</w:t>
       </w:r>
       <w:r>
         <w:br/>
@@ -6256,7 +6559,7 @@
         <w:rPr>
           <w:rStyle w:val="VerbatimChar"/>
         </w:rPr>
-        <w:t xml:space="preserve">- Klaviyo: configured / not configured</w:t>
+        <w:t xml:space="preserve">- SMS → {tool | none}: configured / not configured / N/A</w:t>
       </w:r>
       <w:r>
         <w:br/>
@@ -6265,27 +6568,36 @@
         <w:rPr>
           <w:rStyle w:val="VerbatimChar"/>
         </w:rPr>
-        <w:t xml:space="preserve">- Brevo: configured / not configured</w:t>
+        <w:t xml:space="preserve">- Helpdesk → {tool | none}: configured / not configured / N/A</w:t>
       </w:r>
       <w:r>
         <w:br/>
       </w:r>
       <w:r>
+        <w:rPr>
+          <w:rStyle w:val="VerbatimChar"/>
+        </w:rPr>
+        <w:t xml:space="preserve">- Automation / glue → {tool | none}: configured / not configured / N/A</w:t>
+      </w:r>
+      <w:r>
         <w:br/>
       </w:r>
       <w:r>
-        <w:rPr>
-          <w:rStyle w:val="VerbatimChar"/>
-        </w:rPr>
-        <w:t xml:space="preserve">SEO + SERP</w:t>
-      </w:r>
-      <w:r>
         <w:br/>
       </w:r>
       <w:r>
         <w:rPr>
           <w:rStyle w:val="VerbatimChar"/>
         </w:rPr>
+        <w:t xml:space="preserve">SEO enrichment (optional but recommended)</w:t>
+      </w:r>
+      <w:r>
+        <w:br/>
+      </w:r>
+      <w:r>
+        <w:rPr>
+          <w:rStyle w:val="VerbatimChar"/>
+        </w:rPr>
         <w:t xml:space="preserve">- DataForSEO: configured / not configured</w:t>
       </w:r>
       <w:r>
@@ -6315,29 +6627,40 @@
         </w:rPr>
         <w:t xml:space="preserve">- Ahrefs: configured / not configured</w:t>
       </w:r>
-      <w:r>
-        <w:br/>
-      </w:r>
-      <w:r>
-        <w:br/>
-      </w:r>
-      <w:r>
-        <w:rPr>
-          <w:rStyle w:val="VerbatimChar"/>
-        </w:rPr>
-        <w:t xml:space="preserve">Behavioural</w:t>
-      </w:r>
-      <w:r>
-        <w:br/>
-      </w:r>
-      <w:r>
-        <w:rPr>
-          <w:rStyle w:val="VerbatimChar"/>
-        </w:rPr>
-        <w:t xml:space="preserve">- Microsoft Clarity: configured / not configured</w:t>
-      </w:r>
-    </w:p>
-    <w:bookmarkStart w:id="57" w:name="X18da62ca67897300d7a2a209f6df0efe4f6e13d"/>
+    </w:p>
+    <w:p>
+      <w:pPr>
+        <w:pStyle w:val="FirstParagraph"/>
+      </w:pPr>
+      <w:r>
+        <w:t xml:space="preserve">If any</w:t>
+      </w:r>
+      <w:r>
+        <w:t xml:space="preserve"> </w:t>
+      </w:r>
+      <w:r>
+        <w:t xml:space="preserve">“Your stack”</w:t>
+      </w:r>
+      <w:r>
+        <w:t xml:space="preserve"> </w:t>
+      </w:r>
+      <w:r>
+        <w:t xml:space="preserve">line has no tool declared in CLAUDE.md § Tool Inventory, stop and ask the user to fill it in (or mark</w:t>
+      </w:r>
+      <w:r>
+        <w:t xml:space="preserve"> </w:t>
+      </w:r>
+      <w:r>
+        <w:rPr>
+          <w:rStyle w:val="VerbatimChar"/>
+        </w:rPr>
+        <w:t xml:space="preserve">none</w:t>
+      </w:r>
+      <w:r>
+        <w:t xml:space="preserve">) before continuing. The Tool Inventory is how every sub-playbook knows which API to call — sub-playbooks won’t install cleanly without it.</w:t>
+      </w:r>
+    </w:p>
+    <w:bookmarkStart w:id="61" w:name="X18da62ca67897300d7a2a209f6df0efe4f6e13d"/>
     <w:p>
       <w:pPr>
         <w:pStyle w:val="Heading3"/>
@@ -6544,9 +6867,9 @@
         </w:pict>
       </w:r>
     </w:p>
-    <w:bookmarkEnd w:id="57"/>
-    <w:bookmarkEnd w:id="58"/>
-    <w:bookmarkStart w:id="59" w:name="step-3.-project-directory-setup"/>
+    <w:bookmarkEnd w:id="61"/>
+    <w:bookmarkEnd w:id="62"/>
+    <w:bookmarkStart w:id="63" w:name="step-3.-project-directory-setup"/>
     <w:p>
       <w:pPr>
         <w:pStyle w:val="Heading2"/>
@@ -6729,8 +7052,8 @@
         </w:pict>
       </w:r>
     </w:p>
-    <w:bookmarkEnd w:id="59"/>
-    <w:bookmarkStart w:id="60" w:name="step-4.-api-connection-verification"/>
+    <w:bookmarkEnd w:id="63"/>
+    <w:bookmarkStart w:id="64" w:name="step-4.-api-connection-verification"/>
     <w:p>
       <w:pPr>
         <w:pStyle w:val="Heading2"/>
@@ -6764,7 +7087,7 @@
         <w:pStyle w:val="Compact"/>
         <w:numPr>
           <w:ilvl w:val="0"/>
-          <w:numId w:val="1037"/>
+          <w:numId w:val="1038"/>
         </w:numPr>
       </w:pPr>
       <w:r>
@@ -6791,7 +7114,7 @@
         <w:pStyle w:val="Compact"/>
         <w:numPr>
           <w:ilvl w:val="0"/>
-          <w:numId w:val="1037"/>
+          <w:numId w:val="1038"/>
         </w:numPr>
       </w:pPr>
       <w:r>
@@ -6818,7 +7141,7 @@
         <w:pStyle w:val="Compact"/>
         <w:numPr>
           <w:ilvl w:val="0"/>
-          <w:numId w:val="1037"/>
+          <w:numId w:val="1038"/>
         </w:numPr>
       </w:pPr>
       <w:r>
@@ -6830,7 +7153,7 @@
         <w:pStyle w:val="Compact"/>
         <w:numPr>
           <w:ilvl w:val="0"/>
-          <w:numId w:val="1037"/>
+          <w:numId w:val="1038"/>
         </w:numPr>
       </w:pPr>
       <w:r>
@@ -6842,7 +7165,7 @@
         <w:pStyle w:val="Compact"/>
         <w:numPr>
           <w:ilvl w:val="0"/>
-          <w:numId w:val="1037"/>
+          <w:numId w:val="1038"/>
         </w:numPr>
       </w:pPr>
       <w:r>
@@ -6854,7 +7177,7 @@
         <w:pStyle w:val="Compact"/>
         <w:numPr>
           <w:ilvl w:val="0"/>
-          <w:numId w:val="1037"/>
+          <w:numId w:val="1038"/>
         </w:numPr>
       </w:pPr>
       <w:r>
@@ -6866,7 +7189,7 @@
         <w:pStyle w:val="Compact"/>
         <w:numPr>
           <w:ilvl w:val="0"/>
-          <w:numId w:val="1037"/>
+          <w:numId w:val="1038"/>
         </w:numPr>
       </w:pPr>
       <w:r>
@@ -6878,7 +7201,7 @@
         <w:pStyle w:val="Compact"/>
         <w:numPr>
           <w:ilvl w:val="0"/>
-          <w:numId w:val="1037"/>
+          <w:numId w:val="1038"/>
         </w:numPr>
       </w:pPr>
       <w:r>
@@ -6890,7 +7213,7 @@
         <w:pStyle w:val="Compact"/>
         <w:numPr>
           <w:ilvl w:val="0"/>
-          <w:numId w:val="1037"/>
+          <w:numId w:val="1038"/>
         </w:numPr>
       </w:pPr>
       <w:r>
@@ -6935,8 +7258,8 @@
         </w:pict>
       </w:r>
     </w:p>
-    <w:bookmarkEnd w:id="60"/>
-    <w:bookmarkStart w:id="61" w:name="Xff6fb944d9d69a804a78650e3d44c70f572f608"/>
+    <w:bookmarkEnd w:id="64"/>
+    <w:bookmarkStart w:id="65" w:name="Xff6fb944d9d69a804a78650e3d44c70f572f608"/>
     <w:p>
       <w:pPr>
         <w:pStyle w:val="Heading2"/>
@@ -6970,7 +7293,7 @@
         <w:pStyle w:val="Compact"/>
         <w:numPr>
           <w:ilvl w:val="0"/>
-          <w:numId w:val="1038"/>
+          <w:numId w:val="1039"/>
         </w:numPr>
       </w:pPr>
       <w:r>
@@ -6982,7 +7305,7 @@
         <w:pStyle w:val="Compact"/>
         <w:numPr>
           <w:ilvl w:val="0"/>
-          <w:numId w:val="1038"/>
+          <w:numId w:val="1039"/>
         </w:numPr>
       </w:pPr>
       <w:r>
@@ -6994,7 +7317,7 @@
         <w:pStyle w:val="Compact"/>
         <w:numPr>
           <w:ilvl w:val="0"/>
-          <w:numId w:val="1038"/>
+          <w:numId w:val="1039"/>
         </w:numPr>
       </w:pPr>
       <w:r>
@@ -7006,7 +7329,7 @@
         <w:pStyle w:val="Compact"/>
         <w:numPr>
           <w:ilvl w:val="0"/>
-          <w:numId w:val="1038"/>
+          <w:numId w:val="1039"/>
         </w:numPr>
       </w:pPr>
       <w:r>
@@ -7018,7 +7341,7 @@
         <w:pStyle w:val="Compact"/>
         <w:numPr>
           <w:ilvl w:val="0"/>
-          <w:numId w:val="1038"/>
+          <w:numId w:val="1039"/>
         </w:numPr>
       </w:pPr>
       <w:r>
@@ -7030,7 +7353,7 @@
         <w:pStyle w:val="Compact"/>
         <w:numPr>
           <w:ilvl w:val="0"/>
-          <w:numId w:val="1038"/>
+          <w:numId w:val="1039"/>
         </w:numPr>
       </w:pPr>
       <w:r>
@@ -7042,7 +7365,7 @@
         <w:pStyle w:val="Compact"/>
         <w:numPr>
           <w:ilvl w:val="0"/>
-          <w:numId w:val="1038"/>
+          <w:numId w:val="1039"/>
         </w:numPr>
       </w:pPr>
       <w:r>
@@ -7054,7 +7377,7 @@
         <w:pStyle w:val="Compact"/>
         <w:numPr>
           <w:ilvl w:val="0"/>
-          <w:numId w:val="1038"/>
+          <w:numId w:val="1039"/>
         </w:numPr>
       </w:pPr>
       <w:r>
@@ -7192,8 +7515,8 @@
         </w:pict>
       </w:r>
     </w:p>
-    <w:bookmarkEnd w:id="61"/>
-    <w:bookmarkStart w:id="71" w:name="step-6.-sub-playbook-installation"/>
+    <w:bookmarkEnd w:id="65"/>
+    <w:bookmarkStart w:id="75" w:name="step-6.-sub-playbook-installation"/>
     <w:p>
       <w:pPr>
         <w:pStyle w:val="Heading2"/>
@@ -7302,7 +7625,7 @@
         <w:t xml:space="preserve">The thirty-five sub-playbooks, grouped by function-area:</w:t>
       </w:r>
     </w:p>
-    <w:bookmarkStart w:id="62" w:name="paid-ads"/>
+    <w:bookmarkStart w:id="66" w:name="paid-ads"/>
     <w:p>
       <w:pPr>
         <w:pStyle w:val="Heading3"/>
@@ -7316,7 +7639,7 @@
         <w:pStyle w:val="Compact"/>
         <w:numPr>
           <w:ilvl w:val="0"/>
-          <w:numId w:val="1039"/>
+          <w:numId w:val="1040"/>
         </w:numPr>
       </w:pPr>
       <w:r>
@@ -7334,7 +7657,7 @@
         <w:pStyle w:val="Compact"/>
         <w:numPr>
           <w:ilvl w:val="0"/>
-          <w:numId w:val="1039"/>
+          <w:numId w:val="1040"/>
         </w:numPr>
       </w:pPr>
       <w:r>
@@ -7352,7 +7675,7 @@
         <w:pStyle w:val="Compact"/>
         <w:numPr>
           <w:ilvl w:val="0"/>
-          <w:numId w:val="1039"/>
+          <w:numId w:val="1040"/>
         </w:numPr>
       </w:pPr>
       <w:r>
@@ -7370,7 +7693,7 @@
         <w:pStyle w:val="Compact"/>
         <w:numPr>
           <w:ilvl w:val="0"/>
-          <w:numId w:val="1039"/>
+          <w:numId w:val="1040"/>
         </w:numPr>
       </w:pPr>
       <w:r>
@@ -7383,8 +7706,8 @@
         <w:t xml:space="preserve">: Competitor ads on Meta Ad Library, whitespace, angles to steal</w:t>
       </w:r>
     </w:p>
-    <w:bookmarkEnd w:id="62"/>
-    <w:bookmarkStart w:id="63" w:name="seo"/>
+    <w:bookmarkEnd w:id="66"/>
+    <w:bookmarkStart w:id="67" w:name="seo"/>
     <w:p>
       <w:pPr>
         <w:pStyle w:val="Heading3"/>
@@ -7398,7 +7721,7 @@
         <w:pStyle w:val="Compact"/>
         <w:numPr>
           <w:ilvl w:val="0"/>
-          <w:numId w:val="1040"/>
+          <w:numId w:val="1041"/>
         </w:numPr>
       </w:pPr>
       <w:r>
@@ -7416,7 +7739,7 @@
         <w:pStyle w:val="Compact"/>
         <w:numPr>
           <w:ilvl w:val="0"/>
-          <w:numId w:val="1040"/>
+          <w:numId w:val="1041"/>
         </w:numPr>
       </w:pPr>
       <w:r>
@@ -7434,7 +7757,7 @@
         <w:pStyle w:val="Compact"/>
         <w:numPr>
           <w:ilvl w:val="0"/>
-          <w:numId w:val="1040"/>
+          <w:numId w:val="1041"/>
         </w:numPr>
       </w:pPr>
       <w:r>
@@ -7452,7 +7775,7 @@
         <w:pStyle w:val="Compact"/>
         <w:numPr>
           <w:ilvl w:val="0"/>
-          <w:numId w:val="1040"/>
+          <w:numId w:val="1041"/>
         </w:numPr>
       </w:pPr>
       <w:r>
@@ -7470,7 +7793,7 @@
         <w:pStyle w:val="Compact"/>
         <w:numPr>
           <w:ilvl w:val="0"/>
-          <w:numId w:val="1040"/>
+          <w:numId w:val="1041"/>
         </w:numPr>
       </w:pPr>
       <w:r>
@@ -7483,8 +7806,8 @@
         <w:t xml:space="preserve">: URL structure, internal linking, topical clusters</w:t>
       </w:r>
     </w:p>
-    <w:bookmarkEnd w:id="63"/>
-    <w:bookmarkStart w:id="64" w:name="content"/>
+    <w:bookmarkEnd w:id="67"/>
+    <w:bookmarkStart w:id="68" w:name="content"/>
     <w:p>
       <w:pPr>
         <w:pStyle w:val="Heading3"/>
@@ -7498,7 +7821,7 @@
         <w:pStyle w:val="Compact"/>
         <w:numPr>
           <w:ilvl w:val="0"/>
-          <w:numId w:val="1041"/>
+          <w:numId w:val="1042"/>
         </w:numPr>
       </w:pPr>
       <w:r>
@@ -7516,7 +7839,7 @@
         <w:pStyle w:val="Compact"/>
         <w:numPr>
           <w:ilvl w:val="0"/>
-          <w:numId w:val="1041"/>
+          <w:numId w:val="1042"/>
         </w:numPr>
       </w:pPr>
       <w:r>
@@ -7534,7 +7857,7 @@
         <w:pStyle w:val="Compact"/>
         <w:numPr>
           <w:ilvl w:val="0"/>
-          <w:numId w:val="1041"/>
+          <w:numId w:val="1042"/>
         </w:numPr>
       </w:pPr>
       <w:r>
@@ -7552,7 +7875,7 @@
         <w:pStyle w:val="Compact"/>
         <w:numPr>
           <w:ilvl w:val="0"/>
-          <w:numId w:val="1041"/>
+          <w:numId w:val="1042"/>
         </w:numPr>
       </w:pPr>
       <w:r>
@@ -7570,7 +7893,7 @@
         <w:pStyle w:val="Compact"/>
         <w:numPr>
           <w:ilvl w:val="0"/>
-          <w:numId w:val="1041"/>
+          <w:numId w:val="1042"/>
         </w:numPr>
       </w:pPr>
       <w:r>
@@ -7583,8 +7906,8 @@
         <w:t xml:space="preserve">: Tighten existing copy, remove AI clichés</w:t>
       </w:r>
     </w:p>
-    <w:bookmarkEnd w:id="64"/>
-    <w:bookmarkStart w:id="65" w:name="influencer-and-pr"/>
+    <w:bookmarkEnd w:id="68"/>
+    <w:bookmarkStart w:id="69" w:name="influencer-and-pr"/>
     <w:p>
       <w:pPr>
         <w:pStyle w:val="Heading3"/>
@@ -7598,7 +7921,7 @@
         <w:pStyle w:val="Compact"/>
         <w:numPr>
           <w:ilvl w:val="0"/>
-          <w:numId w:val="1042"/>
+          <w:numId w:val="1043"/>
         </w:numPr>
       </w:pPr>
       <w:r>
@@ -7616,7 +7939,7 @@
         <w:pStyle w:val="Compact"/>
         <w:numPr>
           <w:ilvl w:val="0"/>
-          <w:numId w:val="1042"/>
+          <w:numId w:val="1043"/>
         </w:numPr>
       </w:pPr>
       <w:r>
@@ -7634,7 +7957,7 @@
         <w:pStyle w:val="Compact"/>
         <w:numPr>
           <w:ilvl w:val="0"/>
-          <w:numId w:val="1042"/>
+          <w:numId w:val="1043"/>
         </w:numPr>
       </w:pPr>
       <w:r>
@@ -7671,8 +7994,8 @@
         <w:t xml:space="preserve">pages</w:t>
       </w:r>
     </w:p>
-    <w:bookmarkEnd w:id="65"/>
-    <w:bookmarkStart w:id="66" w:name="cro"/>
+    <w:bookmarkEnd w:id="69"/>
+    <w:bookmarkStart w:id="70" w:name="cro"/>
     <w:p>
       <w:pPr>
         <w:pStyle w:val="Heading3"/>
@@ -7686,7 +8009,7 @@
         <w:pStyle w:val="Compact"/>
         <w:numPr>
           <w:ilvl w:val="0"/>
-          <w:numId w:val="1043"/>
+          <w:numId w:val="1044"/>
         </w:numPr>
       </w:pPr>
       <w:r>
@@ -7704,7 +8027,7 @@
         <w:pStyle w:val="Compact"/>
         <w:numPr>
           <w:ilvl w:val="0"/>
-          <w:numId w:val="1043"/>
+          <w:numId w:val="1044"/>
         </w:numPr>
       </w:pPr>
       <w:r>
@@ -7722,7 +8045,7 @@
         <w:pStyle w:val="Compact"/>
         <w:numPr>
           <w:ilvl w:val="0"/>
-          <w:numId w:val="1043"/>
+          <w:numId w:val="1044"/>
         </w:numPr>
       </w:pPr>
       <w:r>
@@ -7740,7 +8063,7 @@
         <w:pStyle w:val="Compact"/>
         <w:numPr>
           <w:ilvl w:val="0"/>
-          <w:numId w:val="1043"/>
+          <w:numId w:val="1044"/>
         </w:numPr>
       </w:pPr>
       <w:r>
@@ -7758,7 +8081,7 @@
         <w:pStyle w:val="Compact"/>
         <w:numPr>
           <w:ilvl w:val="0"/>
-          <w:numId w:val="1043"/>
+          <w:numId w:val="1044"/>
         </w:numPr>
       </w:pPr>
       <w:r>
@@ -7776,7 +8099,7 @@
         <w:pStyle w:val="Compact"/>
         <w:numPr>
           <w:ilvl w:val="0"/>
-          <w:numId w:val="1043"/>
+          <w:numId w:val="1044"/>
         </w:numPr>
       </w:pPr>
       <w:r>
@@ -7794,7 +8117,7 @@
         <w:pStyle w:val="Compact"/>
         <w:numPr>
           <w:ilvl w:val="0"/>
-          <w:numId w:val="1043"/>
+          <w:numId w:val="1044"/>
         </w:numPr>
       </w:pPr>
       <w:r>
@@ -7812,7 +8135,7 @@
         <w:pStyle w:val="Compact"/>
         <w:numPr>
           <w:ilvl w:val="0"/>
-          <w:numId w:val="1043"/>
+          <w:numId w:val="1044"/>
         </w:numPr>
       </w:pPr>
       <w:r>
@@ -7825,8 +8148,8 @@
         <w:t xml:space="preserve">: Weekly review of Clarity heatmaps and session recordings</w:t>
       </w:r>
     </w:p>
-    <w:bookmarkEnd w:id="66"/>
-    <w:bookmarkStart w:id="67" w:name="email-and-crm"/>
+    <w:bookmarkEnd w:id="70"/>
+    <w:bookmarkStart w:id="71" w:name="email-and-crm"/>
     <w:p>
       <w:pPr>
         <w:pStyle w:val="Heading3"/>
@@ -7840,7 +8163,7 @@
         <w:pStyle w:val="Compact"/>
         <w:numPr>
           <w:ilvl w:val="0"/>
-          <w:numId w:val="1044"/>
+          <w:numId w:val="1045"/>
         </w:numPr>
       </w:pPr>
       <w:r>
@@ -7858,7 +8181,7 @@
         <w:pStyle w:val="Compact"/>
         <w:numPr>
           <w:ilvl w:val="0"/>
-          <w:numId w:val="1044"/>
+          <w:numId w:val="1045"/>
         </w:numPr>
       </w:pPr>
       <w:r>
@@ -7876,7 +8199,7 @@
         <w:pStyle w:val="Compact"/>
         <w:numPr>
           <w:ilvl w:val="0"/>
-          <w:numId w:val="1044"/>
+          <w:numId w:val="1045"/>
         </w:numPr>
       </w:pPr>
       <w:r>
@@ -7889,8 +8212,8 @@
         <w:t xml:space="preserve">: Cancellation flows, save offers, dunning recovery</w:t>
       </w:r>
     </w:p>
-    <w:bookmarkEnd w:id="67"/>
-    <w:bookmarkStart w:id="68" w:name="creative"/>
+    <w:bookmarkEnd w:id="71"/>
+    <w:bookmarkStart w:id="72" w:name="creative"/>
     <w:p>
       <w:pPr>
         <w:pStyle w:val="Heading3"/>
@@ -7904,7 +8227,7 @@
         <w:pStyle w:val="Compact"/>
         <w:numPr>
           <w:ilvl w:val="0"/>
-          <w:numId w:val="1045"/>
+          <w:numId w:val="1046"/>
         </w:numPr>
       </w:pPr>
       <w:r>
@@ -7922,7 +8245,7 @@
         <w:pStyle w:val="Compact"/>
         <w:numPr>
           <w:ilvl w:val="0"/>
-          <w:numId w:val="1045"/>
+          <w:numId w:val="1046"/>
         </w:numPr>
       </w:pPr>
       <w:r>
@@ -7940,7 +8263,7 @@
         <w:pStyle w:val="Compact"/>
         <w:numPr>
           <w:ilvl w:val="0"/>
-          <w:numId w:val="1045"/>
+          <w:numId w:val="1046"/>
         </w:numPr>
       </w:pPr>
       <w:r>
@@ -7953,8 +8276,8 @@
         <w:t xml:space="preserve">: One blog post into 20+ platform-specific posts</w:t>
       </w:r>
     </w:p>
-    <w:bookmarkEnd w:id="68"/>
-    <w:bookmarkStart w:id="69" w:name="analytics-and-ops"/>
+    <w:bookmarkEnd w:id="72"/>
+    <w:bookmarkStart w:id="73" w:name="analytics-and-ops"/>
     <w:p>
       <w:pPr>
         <w:pStyle w:val="Heading3"/>
@@ -7968,7 +8291,7 @@
         <w:pStyle w:val="Compact"/>
         <w:numPr>
           <w:ilvl w:val="0"/>
-          <w:numId w:val="1046"/>
+          <w:numId w:val="1047"/>
         </w:numPr>
       </w:pPr>
       <w:r>
@@ -7986,7 +8309,7 @@
         <w:pStyle w:val="Compact"/>
         <w:numPr>
           <w:ilvl w:val="0"/>
-          <w:numId w:val="1046"/>
+          <w:numId w:val="1047"/>
         </w:numPr>
       </w:pPr>
       <w:r>
@@ -8004,7 +8327,7 @@
         <w:pStyle w:val="Compact"/>
         <w:numPr>
           <w:ilvl w:val="0"/>
-          <w:numId w:val="1046"/>
+          <w:numId w:val="1047"/>
         </w:numPr>
       </w:pPr>
       <w:r>
@@ -8017,8 +8340,8 @@
         <w:t xml:space="preserve">: Google Sheet refreshed every morning from every tool</w:t>
       </w:r>
     </w:p>
-    <w:bookmarkEnd w:id="69"/>
-    <w:bookmarkStart w:id="70" w:name="master-manager-flagship"/>
+    <w:bookmarkEnd w:id="73"/>
+    <w:bookmarkStart w:id="74" w:name="master-manager-flagship"/>
     <w:p>
       <w:pPr>
         <w:pStyle w:val="Heading3"/>
@@ -8032,7 +8355,7 @@
         <w:pStyle w:val="Compact"/>
         <w:numPr>
           <w:ilvl w:val="0"/>
-          <w:numId w:val="1047"/>
+          <w:numId w:val="1048"/>
         </w:numPr>
       </w:pPr>
       <w:r>
@@ -8062,13 +8385,83 @@
         <w:t xml:space="preserve"> </w:t>
       </w:r>
       <w:r>
-        <w:t xml:space="preserve">- Update tool references to match the brand’s actual stack from CLAUDE.md</w:t>
-      </w:r>
-      <w:r>
-        <w:t xml:space="preserve"> </w:t>
-      </w:r>
-      <w:r>
-        <w:t xml:space="preserve">- Write example copy in the brand’s voice as captured in CLAUDE.md</w:t>
+        <w:t xml:space="preserve">- Insert a</w:t>
+      </w:r>
+      <w:r>
+        <w:t xml:space="preserve"> </w:t>
+      </w:r>
+      <w:r>
+        <w:rPr>
+          <w:b/>
+          <w:bCs/>
+        </w:rPr>
+        <w:t xml:space="preserve">Tool adapter</w:t>
+      </w:r>
+      <w:r>
+        <w:t xml:space="preserve"> </w:t>
+      </w:r>
+      <w:r>
+        <w:t xml:space="preserve">block at the top listing which functions the playbook touches (e.g. </w:t>
+      </w:r>
+      <w:r>
+        <w:rPr>
+          <w:rStyle w:val="VerbatimChar"/>
+        </w:rPr>
+        <w:t xml:space="preserve">commerce_cms</w:t>
+      </w:r>
+      <w:r>
+        <w:t xml:space="preserve">,</w:t>
+      </w:r>
+      <w:r>
+        <w:t xml:space="preserve"> </w:t>
+      </w:r>
+      <w:r>
+        <w:rPr>
+          <w:rStyle w:val="VerbatimChar"/>
+        </w:rPr>
+        <w:t xml:space="preserve">email_lifecycle</w:t>
+      </w:r>
+      <w:r>
+        <w:t xml:space="preserve">,</w:t>
+      </w:r>
+      <w:r>
+        <w:t xml:space="preserve"> </w:t>
+      </w:r>
+      <w:r>
+        <w:rPr>
+          <w:rStyle w:val="VerbatimChar"/>
+        </w:rPr>
+        <w:t xml:space="preserve">reviews</w:t>
+      </w:r>
+      <w:r>
+        <w:t xml:space="preserve">). The block instructs future runs to: (1) resolve each function against CLAUDE.md § Tool Inventory, (2) flag any</w:t>
+      </w:r>
+      <w:r>
+        <w:t xml:space="preserve"> </w:t>
+      </w:r>
+      <w:r>
+        <w:rPr>
+          <w:rStyle w:val="VerbatimChar"/>
+        </w:rPr>
+        <w:t xml:space="preserve">none</w:t>
+      </w:r>
+      <w:r>
+        <w:t xml:space="preserve"> </w:t>
+      </w:r>
+      <w:r>
+        <w:t xml:space="preserve">tool as a capability gap rather than silently skipping, (3) WebFetch the vendor’s current API and how-to docs for any tool the embedded instructions don’t cover, (4) substitute tool-specific auth, endpoints, and UI paths into the Steps while keeping the GTM logic identical, (5) cite the docs URLs used at the bottom.</w:t>
+      </w:r>
+      <w:r>
+        <w:t xml:space="preserve"> </w:t>
+      </w:r>
+      <w:r>
+        <w:t xml:space="preserve">- Update tool references in the Steps to match the brand’s actual stack from the Tool Inventory, using WebFetch for current vendor docs where the tool isn’t one Claude has embedded instructions for.</w:t>
+      </w:r>
+      <w:r>
+        <w:t xml:space="preserve"> </w:t>
+      </w:r>
+      <w:r>
+        <w:t xml:space="preserve">- Write example copy in the brand’s voice as captured in CLAUDE.md.</w:t>
       </w:r>
       <w:r>
         <w:t xml:space="preserve"> </w:t>
@@ -8089,7 +8482,7 @@
         <w:t xml:space="preserve"> </w:t>
       </w:r>
       <w:r>
-        <w:t xml:space="preserve">for a one-time-purchase brand with no subscription layer)</w:t>
+        <w:t xml:space="preserve">for a one-time-purchase brand with no subscription layer).</w:t>
       </w:r>
     </w:p>
     <w:p>
@@ -8097,7 +8490,40 @@
         <w:pStyle w:val="BodyText"/>
       </w:pPr>
       <w:r>
-        <w:t xml:space="preserve">Confirm the file count after install. Print a summary listing every playbook installed, every playbook skipped, and every playbook flagged for additional context.</w:t>
+        <w:rPr>
+          <w:b/>
+          <w:bCs/>
+        </w:rPr>
+        <w:t xml:space="preserve">Generate-on-demand fallback.</w:t>
+      </w:r>
+      <w:r>
+        <w:t xml:space="preserve"> </w:t>
+      </w:r>
+      <w:r>
+        <w:t xml:space="preserve">In Selective or Audit-only mode, not every sub-playbook gets written up front. Tell the user: any sub-playbook they ask for later that doesn’t exist as a file will auto-generate on first request using the template + Tool adapter block + a live WebFetch against the relevant vendor docs, then save to</w:t>
+      </w:r>
+      <w:r>
+        <w:t xml:space="preserve"> </w:t>
+      </w:r>
+      <w:r>
+        <w:rPr>
+          <w:rStyle w:val="VerbatimChar"/>
+        </w:rPr>
+        <w:t xml:space="preserve">/playbooks/{name}.md</w:t>
+      </w:r>
+      <w:r>
+        <w:t xml:space="preserve"> </w:t>
+      </w:r>
+      <w:r>
+        <w:t xml:space="preserve">so the next run is instant.</w:t>
+      </w:r>
+    </w:p>
+    <w:p>
+      <w:pPr>
+        <w:pStyle w:val="BodyText"/>
+      </w:pPr>
+      <w:r>
+        <w:t xml:space="preserve">Confirm the file count after install. Print a summary listing every playbook installed, every playbook skipped, every playbook deferred for on-demand generation, and every playbook flagged for additional context.</w:t>
       </w:r>
     </w:p>
     <w:p>
@@ -8107,9 +8533,9 @@
         </w:pict>
       </w:r>
     </w:p>
-    <w:bookmarkEnd w:id="70"/>
-    <w:bookmarkEnd w:id="71"/>
-    <w:bookmarkStart w:id="72" w:name="X0c82461a68e99199111992dd9038425a047a139"/>
+    <w:bookmarkEnd w:id="74"/>
+    <w:bookmarkEnd w:id="75"/>
+    <w:bookmarkStart w:id="76" w:name="X0c82461a68e99199111992dd9038425a047a139"/>
     <w:p>
       <w:pPr>
         <w:pStyle w:val="Heading2"/>
@@ -8146,7 +8572,7 @@
         <w:pStyle w:val="Compact"/>
         <w:numPr>
           <w:ilvl w:val="0"/>
-          <w:numId w:val="1048"/>
+          <w:numId w:val="1049"/>
         </w:numPr>
       </w:pPr>
       <w:r>
@@ -8158,7 +8584,7 @@
         <w:pStyle w:val="Compact"/>
         <w:numPr>
           <w:ilvl w:val="0"/>
-          <w:numId w:val="1048"/>
+          <w:numId w:val="1049"/>
         </w:numPr>
       </w:pPr>
       <w:r>
@@ -8170,7 +8596,7 @@
         <w:pStyle w:val="Compact"/>
         <w:numPr>
           <w:ilvl w:val="0"/>
-          <w:numId w:val="1048"/>
+          <w:numId w:val="1049"/>
         </w:numPr>
       </w:pPr>
       <w:r>
@@ -8182,7 +8608,7 @@
         <w:pStyle w:val="Compact"/>
         <w:numPr>
           <w:ilvl w:val="0"/>
-          <w:numId w:val="1048"/>
+          <w:numId w:val="1049"/>
         </w:numPr>
       </w:pPr>
       <w:r>
@@ -8194,7 +8620,7 @@
         <w:pStyle w:val="Compact"/>
         <w:numPr>
           <w:ilvl w:val="0"/>
-          <w:numId w:val="1048"/>
+          <w:numId w:val="1049"/>
         </w:numPr>
       </w:pPr>
       <w:r>
@@ -8215,7 +8641,7 @@
         <w:pStyle w:val="Compact"/>
         <w:numPr>
           <w:ilvl w:val="0"/>
-          <w:numId w:val="1048"/>
+          <w:numId w:val="1049"/>
         </w:numPr>
       </w:pPr>
       <w:r>
@@ -8227,7 +8653,7 @@
         <w:pStyle w:val="Compact"/>
         <w:numPr>
           <w:ilvl w:val="0"/>
-          <w:numId w:val="1048"/>
+          <w:numId w:val="1049"/>
         </w:numPr>
       </w:pPr>
       <w:r>
@@ -8273,8 +8699,8 @@
         </w:pict>
       </w:r>
     </w:p>
-    <w:bookmarkEnd w:id="72"/>
-    <w:bookmarkStart w:id="73" w:name="step-8.-voice-enforcement-gate"/>
+    <w:bookmarkEnd w:id="76"/>
+    <w:bookmarkStart w:id="77" w:name="step-8.-voice-enforcement-gate"/>
     <w:p>
       <w:pPr>
         <w:pStyle w:val="Heading2"/>
@@ -8718,8 +9144,8 @@
         </w:pict>
       </w:r>
     </w:p>
-    <w:bookmarkEnd w:id="73"/>
-    <w:bookmarkStart w:id="74" w:name="step-9.-first-weekly-review-run"/>
+    <w:bookmarkEnd w:id="77"/>
+    <w:bookmarkStart w:id="78" w:name="step-9.-first-weekly-review-run"/>
     <w:p>
       <w:pPr>
         <w:pStyle w:val="Heading2"/>
@@ -8741,7 +9167,7 @@
         <w:pStyle w:val="Compact"/>
         <w:numPr>
           <w:ilvl w:val="0"/>
-          <w:numId w:val="1049"/>
+          <w:numId w:val="1050"/>
         </w:numPr>
       </w:pPr>
       <w:r>
@@ -8762,7 +9188,7 @@
         <w:pStyle w:val="Compact"/>
         <w:numPr>
           <w:ilvl w:val="0"/>
-          <w:numId w:val="1049"/>
+          <w:numId w:val="1050"/>
         </w:numPr>
       </w:pPr>
       <w:r>
@@ -8789,7 +9215,7 @@
         <w:pStyle w:val="Compact"/>
         <w:numPr>
           <w:ilvl w:val="0"/>
-          <w:numId w:val="1049"/>
+          <w:numId w:val="1050"/>
         </w:numPr>
       </w:pPr>
       <w:r>
@@ -8811,8 +9237,8 @@
         </w:pict>
       </w:r>
     </w:p>
-    <w:bookmarkEnd w:id="74"/>
-    <w:bookmarkStart w:id="75" w:name="Xe309785c3cdcb05e92489c55e6f2bd9b45a3161"/>
+    <w:bookmarkEnd w:id="78"/>
+    <w:bookmarkStart w:id="79" w:name="Xe309785c3cdcb05e92489c55e6f2bd9b45a3161"/>
     <w:p>
       <w:pPr>
         <w:pStyle w:val="Heading2"/>
@@ -8897,8 +9323,8 @@
         </w:pict>
       </w:r>
     </w:p>
-    <w:bookmarkEnd w:id="75"/>
-    <w:bookmarkStart w:id="76" w:name="Xeca2479b337d7d1fd5c99a168897a2be1cc83b5"/>
+    <w:bookmarkEnd w:id="79"/>
+    <w:bookmarkStart w:id="80" w:name="Xeca2479b337d7d1fd5c99a168897a2be1cc83b5"/>
     <w:p>
       <w:pPr>
         <w:pStyle w:val="Heading2"/>
@@ -8912,7 +9338,7 @@
         <w:pStyle w:val="Compact"/>
         <w:numPr>
           <w:ilvl w:val="0"/>
-          <w:numId w:val="1050"/>
+          <w:numId w:val="1051"/>
         </w:numPr>
       </w:pPr>
       <w:r>
@@ -8924,7 +9350,7 @@
         <w:pStyle w:val="Compact"/>
         <w:numPr>
           <w:ilvl w:val="0"/>
-          <w:numId w:val="1050"/>
+          <w:numId w:val="1051"/>
         </w:numPr>
       </w:pPr>
       <w:r>
@@ -8945,7 +9371,7 @@
         <w:pStyle w:val="Compact"/>
         <w:numPr>
           <w:ilvl w:val="0"/>
-          <w:numId w:val="1050"/>
+          <w:numId w:val="1051"/>
         </w:numPr>
       </w:pPr>
       <w:r>
@@ -8957,7 +9383,7 @@
         <w:pStyle w:val="Compact"/>
         <w:numPr>
           <w:ilvl w:val="0"/>
-          <w:numId w:val="1050"/>
+          <w:numId w:val="1051"/>
         </w:numPr>
       </w:pPr>
       <w:r>
@@ -8981,7 +9407,7 @@
         <w:pStyle w:val="Compact"/>
         <w:numPr>
           <w:ilvl w:val="0"/>
-          <w:numId w:val="1050"/>
+          <w:numId w:val="1051"/>
         </w:numPr>
       </w:pPr>
       <w:r>
@@ -8993,7 +9419,7 @@
         <w:pStyle w:val="Compact"/>
         <w:numPr>
           <w:ilvl w:val="0"/>
-          <w:numId w:val="1050"/>
+          <w:numId w:val="1051"/>
         </w:numPr>
       </w:pPr>
       <w:r>
@@ -9005,7 +9431,7 @@
         <w:pStyle w:val="Compact"/>
         <w:numPr>
           <w:ilvl w:val="0"/>
-          <w:numId w:val="1050"/>
+          <w:numId w:val="1051"/>
         </w:numPr>
       </w:pPr>
       <w:r>
@@ -9031,8 +9457,8 @@
         </w:pict>
       </w:r>
     </w:p>
-    <w:bookmarkEnd w:id="76"/>
-    <w:bookmarkStart w:id="77" w:name="acceptance-criteria"/>
+    <w:bookmarkEnd w:id="80"/>
+    <w:bookmarkStart w:id="81" w:name="acceptance-criteria"/>
     <w:p>
       <w:pPr>
         <w:pStyle w:val="Heading2"/>
@@ -9046,7 +9472,7 @@
         <w:pStyle w:val="Compact"/>
         <w:numPr>
           <w:ilvl w:val="0"/>
-          <w:numId w:val="1051"/>
+          <w:numId w:val="1052"/>
         </w:numPr>
       </w:pPr>
       <w:r>
@@ -9058,7 +9484,7 @@
         <w:pStyle w:val="Compact"/>
         <w:numPr>
           <w:ilvl w:val="0"/>
-          <w:numId w:val="1051"/>
+          <w:numId w:val="1052"/>
         </w:numPr>
       </w:pPr>
       <w:r>
@@ -9070,7 +9496,7 @@
         <w:pStyle w:val="Compact"/>
         <w:numPr>
           <w:ilvl w:val="0"/>
-          <w:numId w:val="1051"/>
+          <w:numId w:val="1052"/>
         </w:numPr>
       </w:pPr>
       <w:r>
@@ -9100,7 +9526,7 @@
         <w:pStyle w:val="Compact"/>
         <w:numPr>
           <w:ilvl w:val="0"/>
-          <w:numId w:val="1051"/>
+          <w:numId w:val="1052"/>
         </w:numPr>
       </w:pPr>
       <w:r>
@@ -9112,7 +9538,7 @@
         <w:pStyle w:val="Compact"/>
         <w:numPr>
           <w:ilvl w:val="0"/>
-          <w:numId w:val="1051"/>
+          <w:numId w:val="1052"/>
         </w:numPr>
       </w:pPr>
       <w:r>
@@ -9124,7 +9550,7 @@
         <w:pStyle w:val="Compact"/>
         <w:numPr>
           <w:ilvl w:val="0"/>
-          <w:numId w:val="1051"/>
+          <w:numId w:val="1052"/>
         </w:numPr>
       </w:pPr>
       <w:r>
@@ -9136,7 +9562,7 @@
         <w:pStyle w:val="Compact"/>
         <w:numPr>
           <w:ilvl w:val="0"/>
-          <w:numId w:val="1051"/>
+          <w:numId w:val="1052"/>
         </w:numPr>
       </w:pPr>
       <w:r>
@@ -9148,7 +9574,7 @@
         <w:pStyle w:val="Compact"/>
         <w:numPr>
           <w:ilvl w:val="0"/>
-          <w:numId w:val="1051"/>
+          <w:numId w:val="1052"/>
         </w:numPr>
       </w:pPr>
       <w:r>
@@ -9174,8 +9600,8 @@
         </w:pict>
       </w:r>
     </w:p>
-    <w:bookmarkEnd w:id="77"/>
-    <w:bookmarkStart w:id="78" w:name="what-to-do-with-the-operating-system"/>
+    <w:bookmarkEnd w:id="81"/>
+    <w:bookmarkStart w:id="82" w:name="what-to-do-with-the-operating-system"/>
     <w:p>
       <w:pPr>
         <w:pStyle w:val="Heading2"/>
@@ -9208,8 +9634,8 @@
         <w:t xml:space="preserve">Want this installed and run for you on a live engagement with a weekly review cadence, a daily dashboard, and the full set of thirty-five sub-playbooks already tuned for your category? Book a call at https://entirecommerce.ai/book-a-call.</w:t>
       </w:r>
     </w:p>
-    <w:bookmarkEnd w:id="78"/>
-    <w:bookmarkEnd w:id="79"/>
+    <w:bookmarkEnd w:id="82"/>
+    <w:bookmarkEnd w:id="83"/>
     <w:sectPr>
       <w:footnotePr>
         <w:numRestart w:val="eachSect"/>
@@ -10454,6 +10880,9 @@
     <w:abstractNumId w:val="991"/>
   </w:num>
   <w:num w:numId="1036">
+    <w:abstractNumId w:val="991"/>
+  </w:num>
+  <w:num w:numId="1037">
     <w:abstractNumId w:val="99411"/>
     <w:lvlOverride w:ilvl="0">
       <w:startOverride w:val="1"/>
@@ -10483,13 +10912,13 @@
       <w:startOverride w:val="1"/>
     </w:lvlOverride>
   </w:num>
-  <w:num w:numId="1037">
-    <w:abstractNumId w:val="991"/>
-  </w:num>
   <w:num w:numId="1038">
     <w:abstractNumId w:val="991"/>
   </w:num>
   <w:num w:numId="1039">
+    <w:abstractNumId w:val="991"/>
+  </w:num>
+  <w:num w:numId="1040">
     <w:abstractNumId w:val="99411"/>
     <w:lvlOverride w:ilvl="0">
       <w:startOverride w:val="1"/>
@@ -10519,7 +10948,7 @@
       <w:startOverride w:val="1"/>
     </w:lvlOverride>
   </w:num>
-  <w:num w:numId="1040">
+  <w:num w:numId="1041">
     <w:abstractNumId w:val="99415"/>
     <w:lvlOverride w:ilvl="0">
       <w:startOverride w:val="5"/>
@@ -10549,7 +10978,7 @@
       <w:startOverride w:val="5"/>
     </w:lvlOverride>
   </w:num>
-  <w:num w:numId="1041">
+  <w:num w:numId="1042">
     <w:abstractNumId w:val="994110"/>
     <w:lvlOverride w:ilvl="0">
       <w:startOverride w:val="10"/>
@@ -10579,7 +11008,7 @@
       <w:startOverride w:val="10"/>
     </w:lvlOverride>
   </w:num>
-  <w:num w:numId="1042">
+  <w:num w:numId="1043">
     <w:abstractNumId w:val="994115"/>
     <w:lvlOverride w:ilvl="0">
       <w:startOverride w:val="15"/>
@@ -10609,7 +11038,7 @@
       <w:startOverride w:val="15"/>
     </w:lvlOverride>
   </w:num>
-  <w:num w:numId="1043">
+  <w:num w:numId="1044">
     <w:abstractNumId w:val="994118"/>
     <w:lvlOverride w:ilvl="0">
       <w:startOverride w:val="18"/>
@@ -10639,7 +11068,7 @@
       <w:startOverride w:val="18"/>
     </w:lvlOverride>
   </w:num>
-  <w:num w:numId="1044">
+  <w:num w:numId="1045">
     <w:abstractNumId w:val="994126"/>
     <w:lvlOverride w:ilvl="0">
       <w:startOverride w:val="26"/>
@@ -10669,7 +11098,7 @@
       <w:startOverride w:val="26"/>
     </w:lvlOverride>
   </w:num>
-  <w:num w:numId="1045">
+  <w:num w:numId="1046">
     <w:abstractNumId w:val="994129"/>
     <w:lvlOverride w:ilvl="0">
       <w:startOverride w:val="29"/>
@@ -10699,7 +11128,7 @@
       <w:startOverride w:val="29"/>
     </w:lvlOverride>
   </w:num>
-  <w:num w:numId="1046">
+  <w:num w:numId="1047">
     <w:abstractNumId w:val="994132"/>
     <w:lvlOverride w:ilvl="0">
       <w:startOverride w:val="32"/>
@@ -10729,7 +11158,7 @@
       <w:startOverride w:val="32"/>
     </w:lvlOverride>
   </w:num>
-  <w:num w:numId="1047">
+  <w:num w:numId="1048">
     <w:abstractNumId w:val="994135"/>
     <w:lvlOverride w:ilvl="0">
       <w:startOverride w:val="35"/>
@@ -10759,9 +11188,6 @@
       <w:startOverride w:val="35"/>
     </w:lvlOverride>
   </w:num>
-  <w:num w:numId="1048">
-    <w:abstractNumId w:val="991"/>
-  </w:num>
   <w:num w:numId="1049">
     <w:abstractNumId w:val="991"/>
   </w:num>
@@ -10769,6 +11195,9 @@
     <w:abstractNumId w:val="991"/>
   </w:num>
   <w:num w:numId="1051">
+    <w:abstractNumId w:val="991"/>
+  </w:num>
+  <w:num w:numId="1052">
     <w:abstractNumId w:val="991"/>
   </w:num>
 </w:numbering>

--- a/gtm-master-playbook-bundle-combined.docx
+++ b/gtm-master-playbook-bundle-combined.docx
@@ -471,7 +471,7 @@
         <w:t xml:space="preserve">A GitHub account</w:t>
       </w:r>
       <w:r>
-        <w:t xml:space="preserve">. The operating system uses git for version control of every playbook, every brief, and every weekly review. Sign up at</w:t>
+        <w:t xml:space="preserve">. The operating system uses git for version control of every playbook, every brief, and every weekly review. If you don’t already have one, don’t prep anything — the install prompt detects the gap during Step 3, walks you through account signup, installs the GitHub CLI, authenticates you, creates the private repo for your brand, and pushes the initial commit. All live in the session. Sign up at</w:t>
       </w:r>
       <w:r>
         <w:t xml:space="preserve"> </w:t>
@@ -488,7 +488,7 @@
         <w:t xml:space="preserve"> </w:t>
       </w:r>
       <w:r>
-        <w:t xml:space="preserve">if you don’t have one.</w:t>
+        <w:t xml:space="preserve">yourself beforehand only if you prefer.</w:t>
       </w:r>
     </w:p>
     <w:p>
@@ -5790,7 +5790,7 @@
     </w:p>
     <w:bookmarkEnd w:id="57"/>
     <w:bookmarkEnd w:id="58"/>
-    <w:bookmarkStart w:id="83" w:name="ai-gtm-master-playbook-install-prompt"/>
+    <w:bookmarkStart w:id="84" w:name="ai-gtm-master-playbook-install-prompt"/>
     <w:p>
       <w:pPr>
         <w:pStyle w:val="Heading1"/>
@@ -6869,7 +6869,7 @@
     </w:p>
     <w:bookmarkEnd w:id="61"/>
     <w:bookmarkEnd w:id="62"/>
-    <w:bookmarkStart w:id="63" w:name="step-3.-project-directory-setup"/>
+    <w:bookmarkStart w:id="64" w:name="step-3.-project-directory-setup"/>
     <w:p>
       <w:pPr>
         <w:pStyle w:val="Heading2"/>
@@ -7035,6 +7035,480 @@
       </w:r>
       <w:r>
         <w:t xml:space="preserve">listed.</w:t>
+      </w:r>
+    </w:p>
+    <w:bookmarkStart w:id="63" w:name="connect-the-folder-to-a-github-remote"/>
+    <w:p>
+      <w:pPr>
+        <w:pStyle w:val="Heading3"/>
+      </w:pPr>
+      <w:r>
+        <w:t xml:space="preserve">Connect the folder to a GitHub remote</w:t>
+      </w:r>
+    </w:p>
+    <w:p>
+      <w:pPr>
+        <w:pStyle w:val="FirstParagraph"/>
+      </w:pPr>
+      <w:r>
+        <w:t xml:space="preserve">Run</w:t>
+      </w:r>
+      <w:r>
+        <w:t xml:space="preserve"> </w:t>
+      </w:r>
+      <w:r>
+        <w:rPr>
+          <w:rStyle w:val="VerbatimChar"/>
+        </w:rPr>
+        <w:t xml:space="preserve">git remote -v</w:t>
+      </w:r>
+      <w:r>
+        <w:t xml:space="preserve">. If an</w:t>
+      </w:r>
+      <w:r>
+        <w:t xml:space="preserve"> </w:t>
+      </w:r>
+      <w:r>
+        <w:rPr>
+          <w:rStyle w:val="VerbatimChar"/>
+        </w:rPr>
+        <w:t xml:space="preserve">origin</w:t>
+      </w:r>
+      <w:r>
+        <w:t xml:space="preserve"> </w:t>
+      </w:r>
+      <w:r>
+        <w:t xml:space="preserve">is already configured and points to GitHub, skip this sub-step and continue.</w:t>
+      </w:r>
+    </w:p>
+    <w:p>
+      <w:pPr>
+        <w:pStyle w:val="BodyText"/>
+      </w:pPr>
+      <w:r>
+        <w:t xml:space="preserve">If no remote is configured, walk the user through setting one up. GitHub is load-bearing for the operating system — every playbook, brief, and weekly review lives there. Do not skip.</w:t>
+      </w:r>
+    </w:p>
+    <w:p>
+      <w:pPr>
+        <w:numPr>
+          <w:ilvl w:val="0"/>
+          <w:numId w:val="1038"/>
+        </w:numPr>
+      </w:pPr>
+      <w:r>
+        <w:rPr>
+          <w:b/>
+          <w:bCs/>
+        </w:rPr>
+        <w:t xml:space="preserve">Check for an existing GitHub account.</w:t>
+      </w:r>
+      <w:r>
+        <w:t xml:space="preserve"> </w:t>
+      </w:r>
+      <w:r>
+        <w:t xml:space="preserve">Ask:</w:t>
+      </w:r>
+      <w:r>
+        <w:t xml:space="preserve"> </w:t>
+      </w:r>
+      <w:r>
+        <w:rPr>
+          <w:i/>
+          <w:iCs/>
+        </w:rPr>
+        <w:t xml:space="preserve">“Do you already have a GitHub account? (yes / no)”</w:t>
+      </w:r>
+    </w:p>
+    <w:p>
+      <w:pPr>
+        <w:numPr>
+          <w:ilvl w:val="0"/>
+          <w:numId w:val="1038"/>
+        </w:numPr>
+      </w:pPr>
+      <w:r>
+        <w:rPr>
+          <w:b/>
+          <w:bCs/>
+        </w:rPr>
+        <w:t xml:space="preserve">If</w:t>
+      </w:r>
+      <w:r>
+        <w:rPr>
+          <w:b/>
+          <w:bCs/>
+        </w:rPr>
+        <w:t xml:space="preserve"> </w:t>
+      </w:r>
+      <w:r>
+        <w:rPr>
+          <w:rStyle w:val="VerbatimChar"/>
+          <w:b/>
+          <w:bCs/>
+        </w:rPr>
+        <w:t xml:space="preserve">no</w:t>
+      </w:r>
+      <w:r>
+        <w:rPr>
+          <w:b/>
+          <w:bCs/>
+        </w:rPr>
+        <w:t xml:space="preserve">.</w:t>
+      </w:r>
+      <w:r>
+        <w:t xml:space="preserve"> </w:t>
+      </w:r>
+      <w:r>
+        <w:t xml:space="preserve">WebFetch the current GitHub signup page and walk the user through creating an account. Ask them to confirm their GitHub username once the account is active. Do not invent the signup URL or steps from memory — pull fresh from the web.</w:t>
+      </w:r>
+    </w:p>
+    <w:p>
+      <w:pPr>
+        <w:numPr>
+          <w:ilvl w:val="0"/>
+          <w:numId w:val="1038"/>
+        </w:numPr>
+      </w:pPr>
+      <w:r>
+        <w:rPr>
+          <w:b/>
+          <w:bCs/>
+        </w:rPr>
+        <w:t xml:space="preserve">Authenticate locally via the GitHub CLI.</w:t>
+      </w:r>
+      <w:r>
+        <w:t xml:space="preserve"> </w:t>
+      </w:r>
+      <w:r>
+        <w:t xml:space="preserve">Check whether</w:t>
+      </w:r>
+      <w:r>
+        <w:t xml:space="preserve"> </w:t>
+      </w:r>
+      <w:r>
+        <w:rPr>
+          <w:rStyle w:val="VerbatimChar"/>
+        </w:rPr>
+        <w:t xml:space="preserve">gh</w:t>
+      </w:r>
+      <w:r>
+        <w:t xml:space="preserve"> </w:t>
+      </w:r>
+      <w:r>
+        <w:t xml:space="preserve">is installed (</w:t>
+      </w:r>
+      <w:r>
+        <w:rPr>
+          <w:rStyle w:val="VerbatimChar"/>
+        </w:rPr>
+        <w:t xml:space="preserve">gh --version</w:t>
+      </w:r>
+      <w:r>
+        <w:t xml:space="preserve">). If not installed, WebFetch the current</w:t>
+      </w:r>
+      <w:r>
+        <w:t xml:space="preserve"> </w:t>
+      </w:r>
+      <w:r>
+        <w:rPr>
+          <w:rStyle w:val="VerbatimChar"/>
+        </w:rPr>
+        <w:t xml:space="preserve">gh</w:t>
+      </w:r>
+      <w:r>
+        <w:t xml:space="preserve"> </w:t>
+      </w:r>
+      <w:r>
+        <w:t xml:space="preserve">install instructions for the user’s OS (macOS:</w:t>
+      </w:r>
+      <w:r>
+        <w:t xml:space="preserve"> </w:t>
+      </w:r>
+      <w:r>
+        <w:rPr>
+          <w:rStyle w:val="VerbatimChar"/>
+        </w:rPr>
+        <w:t xml:space="preserve">brew install gh</w:t>
+      </w:r>
+      <w:r>
+        <w:t xml:space="preserve">; Windows: winget or installer; Linux: apt/yum) and walk them through installation. Then run</w:t>
+      </w:r>
+      <w:r>
+        <w:t xml:space="preserve"> </w:t>
+      </w:r>
+      <w:r>
+        <w:rPr>
+          <w:rStyle w:val="VerbatimChar"/>
+        </w:rPr>
+        <w:t xml:space="preserve">gh auth status</w:t>
+      </w:r>
+      <w:r>
+        <w:t xml:space="preserve">. If not authenticated, walk them through</w:t>
+      </w:r>
+      <w:r>
+        <w:t xml:space="preserve"> </w:t>
+      </w:r>
+      <w:r>
+        <w:rPr>
+          <w:rStyle w:val="VerbatimChar"/>
+        </w:rPr>
+        <w:t xml:space="preserve">gh auth login</w:t>
+      </w:r>
+      <w:r>
+        <w:t xml:space="preserve"> </w:t>
+      </w:r>
+      <w:r>
+        <w:t xml:space="preserve">(select GitHub.com, HTTPS, authenticate via web browser). Confirm</w:t>
+      </w:r>
+      <w:r>
+        <w:t xml:space="preserve"> </w:t>
+      </w:r>
+      <w:r>
+        <w:rPr>
+          <w:rStyle w:val="VerbatimChar"/>
+        </w:rPr>
+        <w:t xml:space="preserve">gh auth status</w:t>
+      </w:r>
+      <w:r>
+        <w:t xml:space="preserve"> </w:t>
+      </w:r>
+      <w:r>
+        <w:t xml:space="preserve">reports a logged-in user before proceeding.</w:t>
+      </w:r>
+    </w:p>
+    <w:p>
+      <w:pPr>
+        <w:numPr>
+          <w:ilvl w:val="0"/>
+          <w:numId w:val="1038"/>
+        </w:numPr>
+      </w:pPr>
+      <w:r>
+        <w:rPr>
+          <w:b/>
+          <w:bCs/>
+        </w:rPr>
+        <w:t xml:space="preserve">Create the remote repo and push the initial commit.</w:t>
+      </w:r>
+      <w:r>
+        <w:t xml:space="preserve"> </w:t>
+      </w:r>
+      <w:r>
+        <w:t xml:space="preserve">Run:</w:t>
+      </w:r>
+    </w:p>
+    <w:p>
+      <w:pPr>
+        <w:pStyle w:val="SourceCode"/>
+        <w:numPr>
+          <w:ilvl w:val="0"/>
+          <w:numId w:val="1000"/>
+        </w:numPr>
+      </w:pPr>
+      <w:r>
+        <w:rPr>
+          <w:rStyle w:val="VerbatimChar"/>
+        </w:rPr>
+        <w:t xml:space="preserve">git add .</w:t>
+      </w:r>
+      <w:r>
+        <w:br/>
+      </w:r>
+      <w:r>
+        <w:rPr>
+          <w:rStyle w:val="VerbatimChar"/>
+        </w:rPr>
+        <w:t xml:space="preserve">git commit -m "Initial commit: AI GTM Master Playbook install"</w:t>
+      </w:r>
+      <w:r>
+        <w:br/>
+      </w:r>
+      <w:r>
+        <w:rPr>
+          <w:rStyle w:val="VerbatimChar"/>
+        </w:rPr>
+        <w:t xml:space="preserve">gh repo create {brand-folder} --private --source=. --push</w:t>
+      </w:r>
+    </w:p>
+    <w:p>
+      <w:pPr>
+        <w:numPr>
+          <w:ilvl w:val="0"/>
+          <w:numId w:val="1000"/>
+        </w:numPr>
+      </w:pPr>
+      <w:r>
+        <w:t xml:space="preserve">Replace</w:t>
+      </w:r>
+      <w:r>
+        <w:t xml:space="preserve"> </w:t>
+      </w:r>
+      <w:r>
+        <w:rPr>
+          <w:rStyle w:val="VerbatimChar"/>
+        </w:rPr>
+        <w:t xml:space="preserve">{brand-folder}</w:t>
+      </w:r>
+      <w:r>
+        <w:t xml:space="preserve"> </w:t>
+      </w:r>
+      <w:r>
+        <w:t xml:space="preserve">with the current directory name. Confirm the repo exists at</w:t>
+      </w:r>
+      <w:r>
+        <w:t xml:space="preserve"> </w:t>
+      </w:r>
+      <w:r>
+        <w:rPr>
+          <w:rStyle w:val="VerbatimChar"/>
+        </w:rPr>
+        <w:t xml:space="preserve">github.com/{username}/{brand-folder}</w:t>
+      </w:r>
+      <w:r>
+        <w:t xml:space="preserve"> </w:t>
+      </w:r>
+      <w:r>
+        <w:t xml:space="preserve">and the initial commit landed.</w:t>
+      </w:r>
+    </w:p>
+    <w:p>
+      <w:pPr>
+        <w:numPr>
+          <w:ilvl w:val="0"/>
+          <w:numId w:val="1038"/>
+        </w:numPr>
+      </w:pPr>
+      <w:r>
+        <w:rPr>
+          <w:b/>
+          <w:bCs/>
+        </w:rPr>
+        <w:t xml:space="preserve">Fallback: no</w:t>
+      </w:r>
+      <w:r>
+        <w:rPr>
+          <w:b/>
+          <w:bCs/>
+        </w:rPr>
+        <w:t xml:space="preserve"> </w:t>
+      </w:r>
+      <w:r>
+        <w:rPr>
+          <w:rStyle w:val="VerbatimChar"/>
+          <w:b/>
+          <w:bCs/>
+        </w:rPr>
+        <w:t xml:space="preserve">gh</w:t>
+      </w:r>
+      <w:r>
+        <w:rPr>
+          <w:b/>
+          <w:bCs/>
+        </w:rPr>
+        <w:t xml:space="preserve"> </w:t>
+      </w:r>
+      <w:r>
+        <w:rPr>
+          <w:b/>
+          <w:bCs/>
+        </w:rPr>
+        <w:t xml:space="preserve">CLI available.</w:t>
+      </w:r>
+      <w:r>
+        <w:t xml:space="preserve"> </w:t>
+      </w:r>
+      <w:r>
+        <w:t xml:space="preserve">If the user can’t or won’t install</w:t>
+      </w:r>
+      <w:r>
+        <w:t xml:space="preserve"> </w:t>
+      </w:r>
+      <w:r>
+        <w:rPr>
+          <w:rStyle w:val="VerbatimChar"/>
+        </w:rPr>
+        <w:t xml:space="preserve">gh</w:t>
+      </w:r>
+      <w:r>
+        <w:t xml:space="preserve">, WebFetch current instructions for (a) creating a new repo via the GitHub web UI, (b) generating a Personal Access Token with</w:t>
+      </w:r>
+      <w:r>
+        <w:t xml:space="preserve"> </w:t>
+      </w:r>
+      <w:r>
+        <w:rPr>
+          <w:rStyle w:val="VerbatimChar"/>
+        </w:rPr>
+        <w:t xml:space="preserve">repo</w:t>
+      </w:r>
+      <w:r>
+        <w:t xml:space="preserve"> </w:t>
+      </w:r>
+      <w:r>
+        <w:t xml:space="preserve">scope, (c) adding the remote via</w:t>
+      </w:r>
+      <w:r>
+        <w:t xml:space="preserve"> </w:t>
+      </w:r>
+      <w:r>
+        <w:rPr>
+          <w:rStyle w:val="VerbatimChar"/>
+        </w:rPr>
+        <w:t xml:space="preserve">git remote add origin</w:t>
+      </w:r>
+      <w:r>
+        <w:t xml:space="preserve">, and (d) pushing with</w:t>
+      </w:r>
+      <w:r>
+        <w:t xml:space="preserve"> </w:t>
+      </w:r>
+      <w:r>
+        <w:rPr>
+          <w:rStyle w:val="VerbatimChar"/>
+        </w:rPr>
+        <w:t xml:space="preserve">git push -u origin main</w:t>
+      </w:r>
+      <w:r>
+        <w:t xml:space="preserve">. Walk them through each step and verify the push succeeds.</w:t>
+      </w:r>
+    </w:p>
+    <w:p>
+      <w:pPr>
+        <w:pStyle w:val="FirstParagraph"/>
+      </w:pPr>
+      <w:r>
+        <w:t xml:space="preserve">Confirm</w:t>
+      </w:r>
+      <w:r>
+        <w:t xml:space="preserve"> </w:t>
+      </w:r>
+      <w:r>
+        <w:rPr>
+          <w:rStyle w:val="VerbatimChar"/>
+        </w:rPr>
+        <w:t xml:space="preserve">git remote -v</w:t>
+      </w:r>
+      <w:r>
+        <w:t xml:space="preserve"> </w:t>
+      </w:r>
+      <w:r>
+        <w:t xml:space="preserve">now shows</w:t>
+      </w:r>
+      <w:r>
+        <w:t xml:space="preserve"> </w:t>
+      </w:r>
+      <w:r>
+        <w:rPr>
+          <w:rStyle w:val="VerbatimChar"/>
+        </w:rPr>
+        <w:t xml:space="preserve">origin</w:t>
+      </w:r>
+      <w:r>
+        <w:t xml:space="preserve"> </w:t>
+      </w:r>
+      <w:r>
+        <w:t xml:space="preserve">pointing to GitHub before proceeding to Step 4.</w:t>
       </w:r>
     </w:p>
     <w:p>
@@ -7053,7 +7527,8 @@
       </w:r>
     </w:p>
     <w:bookmarkEnd w:id="63"/>
-    <w:bookmarkStart w:id="64" w:name="step-4.-api-connection-verification"/>
+    <w:bookmarkEnd w:id="64"/>
+    <w:bookmarkStart w:id="65" w:name="step-4.-api-connection-verification"/>
     <w:p>
       <w:pPr>
         <w:pStyle w:val="Heading2"/>
@@ -7087,7 +7562,7 @@
         <w:pStyle w:val="Compact"/>
         <w:numPr>
           <w:ilvl w:val="0"/>
-          <w:numId w:val="1038"/>
+          <w:numId w:val="1039"/>
         </w:numPr>
       </w:pPr>
       <w:r>
@@ -7114,7 +7589,7 @@
         <w:pStyle w:val="Compact"/>
         <w:numPr>
           <w:ilvl w:val="0"/>
-          <w:numId w:val="1038"/>
+          <w:numId w:val="1039"/>
         </w:numPr>
       </w:pPr>
       <w:r>
@@ -7141,7 +7616,7 @@
         <w:pStyle w:val="Compact"/>
         <w:numPr>
           <w:ilvl w:val="0"/>
-          <w:numId w:val="1038"/>
+          <w:numId w:val="1039"/>
         </w:numPr>
       </w:pPr>
       <w:r>
@@ -7153,7 +7628,7 @@
         <w:pStyle w:val="Compact"/>
         <w:numPr>
           <w:ilvl w:val="0"/>
-          <w:numId w:val="1038"/>
+          <w:numId w:val="1039"/>
         </w:numPr>
       </w:pPr>
       <w:r>
@@ -7165,7 +7640,7 @@
         <w:pStyle w:val="Compact"/>
         <w:numPr>
           <w:ilvl w:val="0"/>
-          <w:numId w:val="1038"/>
+          <w:numId w:val="1039"/>
         </w:numPr>
       </w:pPr>
       <w:r>
@@ -7177,7 +7652,7 @@
         <w:pStyle w:val="Compact"/>
         <w:numPr>
           <w:ilvl w:val="0"/>
-          <w:numId w:val="1038"/>
+          <w:numId w:val="1039"/>
         </w:numPr>
       </w:pPr>
       <w:r>
@@ -7189,7 +7664,7 @@
         <w:pStyle w:val="Compact"/>
         <w:numPr>
           <w:ilvl w:val="0"/>
-          <w:numId w:val="1038"/>
+          <w:numId w:val="1039"/>
         </w:numPr>
       </w:pPr>
       <w:r>
@@ -7201,7 +7676,7 @@
         <w:pStyle w:val="Compact"/>
         <w:numPr>
           <w:ilvl w:val="0"/>
-          <w:numId w:val="1038"/>
+          <w:numId w:val="1039"/>
         </w:numPr>
       </w:pPr>
       <w:r>
@@ -7213,7 +7688,7 @@
         <w:pStyle w:val="Compact"/>
         <w:numPr>
           <w:ilvl w:val="0"/>
-          <w:numId w:val="1038"/>
+          <w:numId w:val="1039"/>
         </w:numPr>
       </w:pPr>
       <w:r>
@@ -7258,8 +7733,8 @@
         </w:pict>
       </w:r>
     </w:p>
-    <w:bookmarkEnd w:id="64"/>
-    <w:bookmarkStart w:id="65" w:name="Xff6fb944d9d69a804a78650e3d44c70f572f608"/>
+    <w:bookmarkEnd w:id="65"/>
+    <w:bookmarkStart w:id="66" w:name="Xff6fb944d9d69a804a78650e3d44c70f572f608"/>
     <w:p>
       <w:pPr>
         <w:pStyle w:val="Heading2"/>
@@ -7293,7 +7768,7 @@
         <w:pStyle w:val="Compact"/>
         <w:numPr>
           <w:ilvl w:val="0"/>
-          <w:numId w:val="1039"/>
+          <w:numId w:val="1040"/>
         </w:numPr>
       </w:pPr>
       <w:r>
@@ -7305,7 +7780,7 @@
         <w:pStyle w:val="Compact"/>
         <w:numPr>
           <w:ilvl w:val="0"/>
-          <w:numId w:val="1039"/>
+          <w:numId w:val="1040"/>
         </w:numPr>
       </w:pPr>
       <w:r>
@@ -7317,7 +7792,7 @@
         <w:pStyle w:val="Compact"/>
         <w:numPr>
           <w:ilvl w:val="0"/>
-          <w:numId w:val="1039"/>
+          <w:numId w:val="1040"/>
         </w:numPr>
       </w:pPr>
       <w:r>
@@ -7329,7 +7804,7 @@
         <w:pStyle w:val="Compact"/>
         <w:numPr>
           <w:ilvl w:val="0"/>
-          <w:numId w:val="1039"/>
+          <w:numId w:val="1040"/>
         </w:numPr>
       </w:pPr>
       <w:r>
@@ -7341,7 +7816,7 @@
         <w:pStyle w:val="Compact"/>
         <w:numPr>
           <w:ilvl w:val="0"/>
-          <w:numId w:val="1039"/>
+          <w:numId w:val="1040"/>
         </w:numPr>
       </w:pPr>
       <w:r>
@@ -7353,7 +7828,7 @@
         <w:pStyle w:val="Compact"/>
         <w:numPr>
           <w:ilvl w:val="0"/>
-          <w:numId w:val="1039"/>
+          <w:numId w:val="1040"/>
         </w:numPr>
       </w:pPr>
       <w:r>
@@ -7365,7 +7840,7 @@
         <w:pStyle w:val="Compact"/>
         <w:numPr>
           <w:ilvl w:val="0"/>
-          <w:numId w:val="1039"/>
+          <w:numId w:val="1040"/>
         </w:numPr>
       </w:pPr>
       <w:r>
@@ -7377,7 +7852,7 @@
         <w:pStyle w:val="Compact"/>
         <w:numPr>
           <w:ilvl w:val="0"/>
-          <w:numId w:val="1039"/>
+          <w:numId w:val="1040"/>
         </w:numPr>
       </w:pPr>
       <w:r>
@@ -7515,8 +7990,8 @@
         </w:pict>
       </w:r>
     </w:p>
-    <w:bookmarkEnd w:id="65"/>
-    <w:bookmarkStart w:id="75" w:name="step-6.-sub-playbook-installation"/>
+    <w:bookmarkEnd w:id="66"/>
+    <w:bookmarkStart w:id="76" w:name="step-6.-sub-playbook-installation"/>
     <w:p>
       <w:pPr>
         <w:pStyle w:val="Heading2"/>
@@ -7625,7 +8100,7 @@
         <w:t xml:space="preserve">The thirty-five sub-playbooks, grouped by function-area:</w:t>
       </w:r>
     </w:p>
-    <w:bookmarkStart w:id="66" w:name="paid-ads"/>
+    <w:bookmarkStart w:id="67" w:name="paid-ads"/>
     <w:p>
       <w:pPr>
         <w:pStyle w:val="Heading3"/>
@@ -7639,7 +8114,7 @@
         <w:pStyle w:val="Compact"/>
         <w:numPr>
           <w:ilvl w:val="0"/>
-          <w:numId w:val="1040"/>
+          <w:numId w:val="1041"/>
         </w:numPr>
       </w:pPr>
       <w:r>
@@ -7657,7 +8132,7 @@
         <w:pStyle w:val="Compact"/>
         <w:numPr>
           <w:ilvl w:val="0"/>
-          <w:numId w:val="1040"/>
+          <w:numId w:val="1041"/>
         </w:numPr>
       </w:pPr>
       <w:r>
@@ -7675,7 +8150,7 @@
         <w:pStyle w:val="Compact"/>
         <w:numPr>
           <w:ilvl w:val="0"/>
-          <w:numId w:val="1040"/>
+          <w:numId w:val="1041"/>
         </w:numPr>
       </w:pPr>
       <w:r>
@@ -7693,7 +8168,7 @@
         <w:pStyle w:val="Compact"/>
         <w:numPr>
           <w:ilvl w:val="0"/>
-          <w:numId w:val="1040"/>
+          <w:numId w:val="1041"/>
         </w:numPr>
       </w:pPr>
       <w:r>
@@ -7706,8 +8181,8 @@
         <w:t xml:space="preserve">: Competitor ads on Meta Ad Library, whitespace, angles to steal</w:t>
       </w:r>
     </w:p>
-    <w:bookmarkEnd w:id="66"/>
-    <w:bookmarkStart w:id="67" w:name="seo"/>
+    <w:bookmarkEnd w:id="67"/>
+    <w:bookmarkStart w:id="68" w:name="seo"/>
     <w:p>
       <w:pPr>
         <w:pStyle w:val="Heading3"/>
@@ -7721,7 +8196,7 @@
         <w:pStyle w:val="Compact"/>
         <w:numPr>
           <w:ilvl w:val="0"/>
-          <w:numId w:val="1041"/>
+          <w:numId w:val="1042"/>
         </w:numPr>
       </w:pPr>
       <w:r>
@@ -7739,7 +8214,7 @@
         <w:pStyle w:val="Compact"/>
         <w:numPr>
           <w:ilvl w:val="0"/>
-          <w:numId w:val="1041"/>
+          <w:numId w:val="1042"/>
         </w:numPr>
       </w:pPr>
       <w:r>
@@ -7757,7 +8232,7 @@
         <w:pStyle w:val="Compact"/>
         <w:numPr>
           <w:ilvl w:val="0"/>
-          <w:numId w:val="1041"/>
+          <w:numId w:val="1042"/>
         </w:numPr>
       </w:pPr>
       <w:r>
@@ -7775,7 +8250,7 @@
         <w:pStyle w:val="Compact"/>
         <w:numPr>
           <w:ilvl w:val="0"/>
-          <w:numId w:val="1041"/>
+          <w:numId w:val="1042"/>
         </w:numPr>
       </w:pPr>
       <w:r>
@@ -7793,7 +8268,7 @@
         <w:pStyle w:val="Compact"/>
         <w:numPr>
           <w:ilvl w:val="0"/>
-          <w:numId w:val="1041"/>
+          <w:numId w:val="1042"/>
         </w:numPr>
       </w:pPr>
       <w:r>
@@ -7806,8 +8281,8 @@
         <w:t xml:space="preserve">: URL structure, internal linking, topical clusters</w:t>
       </w:r>
     </w:p>
-    <w:bookmarkEnd w:id="67"/>
-    <w:bookmarkStart w:id="68" w:name="content"/>
+    <w:bookmarkEnd w:id="68"/>
+    <w:bookmarkStart w:id="69" w:name="content"/>
     <w:p>
       <w:pPr>
         <w:pStyle w:val="Heading3"/>
@@ -7821,7 +8296,7 @@
         <w:pStyle w:val="Compact"/>
         <w:numPr>
           <w:ilvl w:val="0"/>
-          <w:numId w:val="1042"/>
+          <w:numId w:val="1043"/>
         </w:numPr>
       </w:pPr>
       <w:r>
@@ -7839,7 +8314,7 @@
         <w:pStyle w:val="Compact"/>
         <w:numPr>
           <w:ilvl w:val="0"/>
-          <w:numId w:val="1042"/>
+          <w:numId w:val="1043"/>
         </w:numPr>
       </w:pPr>
       <w:r>
@@ -7857,7 +8332,7 @@
         <w:pStyle w:val="Compact"/>
         <w:numPr>
           <w:ilvl w:val="0"/>
-          <w:numId w:val="1042"/>
+          <w:numId w:val="1043"/>
         </w:numPr>
       </w:pPr>
       <w:r>
@@ -7875,7 +8350,7 @@
         <w:pStyle w:val="Compact"/>
         <w:numPr>
           <w:ilvl w:val="0"/>
-          <w:numId w:val="1042"/>
+          <w:numId w:val="1043"/>
         </w:numPr>
       </w:pPr>
       <w:r>
@@ -7893,7 +8368,7 @@
         <w:pStyle w:val="Compact"/>
         <w:numPr>
           <w:ilvl w:val="0"/>
-          <w:numId w:val="1042"/>
+          <w:numId w:val="1043"/>
         </w:numPr>
       </w:pPr>
       <w:r>
@@ -7906,8 +8381,8 @@
         <w:t xml:space="preserve">: Tighten existing copy, remove AI clichés</w:t>
       </w:r>
     </w:p>
-    <w:bookmarkEnd w:id="68"/>
-    <w:bookmarkStart w:id="69" w:name="influencer-and-pr"/>
+    <w:bookmarkEnd w:id="69"/>
+    <w:bookmarkStart w:id="70" w:name="influencer-and-pr"/>
     <w:p>
       <w:pPr>
         <w:pStyle w:val="Heading3"/>
@@ -7921,7 +8396,7 @@
         <w:pStyle w:val="Compact"/>
         <w:numPr>
           <w:ilvl w:val="0"/>
-          <w:numId w:val="1043"/>
+          <w:numId w:val="1044"/>
         </w:numPr>
       </w:pPr>
       <w:r>
@@ -7939,7 +8414,7 @@
         <w:pStyle w:val="Compact"/>
         <w:numPr>
           <w:ilvl w:val="0"/>
-          <w:numId w:val="1043"/>
+          <w:numId w:val="1044"/>
         </w:numPr>
       </w:pPr>
       <w:r>
@@ -7957,7 +8432,7 @@
         <w:pStyle w:val="Compact"/>
         <w:numPr>
           <w:ilvl w:val="0"/>
-          <w:numId w:val="1043"/>
+          <w:numId w:val="1044"/>
         </w:numPr>
       </w:pPr>
       <w:r>
@@ -7994,8 +8469,8 @@
         <w:t xml:space="preserve">pages</w:t>
       </w:r>
     </w:p>
-    <w:bookmarkEnd w:id="69"/>
-    <w:bookmarkStart w:id="70" w:name="cro"/>
+    <w:bookmarkEnd w:id="70"/>
+    <w:bookmarkStart w:id="71" w:name="cro"/>
     <w:p>
       <w:pPr>
         <w:pStyle w:val="Heading3"/>
@@ -8009,7 +8484,7 @@
         <w:pStyle w:val="Compact"/>
         <w:numPr>
           <w:ilvl w:val="0"/>
-          <w:numId w:val="1044"/>
+          <w:numId w:val="1045"/>
         </w:numPr>
       </w:pPr>
       <w:r>
@@ -8027,7 +8502,7 @@
         <w:pStyle w:val="Compact"/>
         <w:numPr>
           <w:ilvl w:val="0"/>
-          <w:numId w:val="1044"/>
+          <w:numId w:val="1045"/>
         </w:numPr>
       </w:pPr>
       <w:r>
@@ -8045,7 +8520,7 @@
         <w:pStyle w:val="Compact"/>
         <w:numPr>
           <w:ilvl w:val="0"/>
-          <w:numId w:val="1044"/>
+          <w:numId w:val="1045"/>
         </w:numPr>
       </w:pPr>
       <w:r>
@@ -8063,7 +8538,7 @@
         <w:pStyle w:val="Compact"/>
         <w:numPr>
           <w:ilvl w:val="0"/>
-          <w:numId w:val="1044"/>
+          <w:numId w:val="1045"/>
         </w:numPr>
       </w:pPr>
       <w:r>
@@ -8081,7 +8556,7 @@
         <w:pStyle w:val="Compact"/>
         <w:numPr>
           <w:ilvl w:val="0"/>
-          <w:numId w:val="1044"/>
+          <w:numId w:val="1045"/>
         </w:numPr>
       </w:pPr>
       <w:r>
@@ -8099,7 +8574,7 @@
         <w:pStyle w:val="Compact"/>
         <w:numPr>
           <w:ilvl w:val="0"/>
-          <w:numId w:val="1044"/>
+          <w:numId w:val="1045"/>
         </w:numPr>
       </w:pPr>
       <w:r>
@@ -8117,7 +8592,7 @@
         <w:pStyle w:val="Compact"/>
         <w:numPr>
           <w:ilvl w:val="0"/>
-          <w:numId w:val="1044"/>
+          <w:numId w:val="1045"/>
         </w:numPr>
       </w:pPr>
       <w:r>
@@ -8135,7 +8610,7 @@
         <w:pStyle w:val="Compact"/>
         <w:numPr>
           <w:ilvl w:val="0"/>
-          <w:numId w:val="1044"/>
+          <w:numId w:val="1045"/>
         </w:numPr>
       </w:pPr>
       <w:r>
@@ -8148,8 +8623,8 @@
         <w:t xml:space="preserve">: Weekly review of Clarity heatmaps and session recordings</w:t>
       </w:r>
     </w:p>
-    <w:bookmarkEnd w:id="70"/>
-    <w:bookmarkStart w:id="71" w:name="email-and-crm"/>
+    <w:bookmarkEnd w:id="71"/>
+    <w:bookmarkStart w:id="72" w:name="email-and-crm"/>
     <w:p>
       <w:pPr>
         <w:pStyle w:val="Heading3"/>
@@ -8163,7 +8638,7 @@
         <w:pStyle w:val="Compact"/>
         <w:numPr>
           <w:ilvl w:val="0"/>
-          <w:numId w:val="1045"/>
+          <w:numId w:val="1046"/>
         </w:numPr>
       </w:pPr>
       <w:r>
@@ -8181,7 +8656,7 @@
         <w:pStyle w:val="Compact"/>
         <w:numPr>
           <w:ilvl w:val="0"/>
-          <w:numId w:val="1045"/>
+          <w:numId w:val="1046"/>
         </w:numPr>
       </w:pPr>
       <w:r>
@@ -8199,7 +8674,7 @@
         <w:pStyle w:val="Compact"/>
         <w:numPr>
           <w:ilvl w:val="0"/>
-          <w:numId w:val="1045"/>
+          <w:numId w:val="1046"/>
         </w:numPr>
       </w:pPr>
       <w:r>
@@ -8212,8 +8687,8 @@
         <w:t xml:space="preserve">: Cancellation flows, save offers, dunning recovery</w:t>
       </w:r>
     </w:p>
-    <w:bookmarkEnd w:id="71"/>
-    <w:bookmarkStart w:id="72" w:name="creative"/>
+    <w:bookmarkEnd w:id="72"/>
+    <w:bookmarkStart w:id="73" w:name="creative"/>
     <w:p>
       <w:pPr>
         <w:pStyle w:val="Heading3"/>
@@ -8227,7 +8702,7 @@
         <w:pStyle w:val="Compact"/>
         <w:numPr>
           <w:ilvl w:val="0"/>
-          <w:numId w:val="1046"/>
+          <w:numId w:val="1047"/>
         </w:numPr>
       </w:pPr>
       <w:r>
@@ -8245,7 +8720,7 @@
         <w:pStyle w:val="Compact"/>
         <w:numPr>
           <w:ilvl w:val="0"/>
-          <w:numId w:val="1046"/>
+          <w:numId w:val="1047"/>
         </w:numPr>
       </w:pPr>
       <w:r>
@@ -8263,7 +8738,7 @@
         <w:pStyle w:val="Compact"/>
         <w:numPr>
           <w:ilvl w:val="0"/>
-          <w:numId w:val="1046"/>
+          <w:numId w:val="1047"/>
         </w:numPr>
       </w:pPr>
       <w:r>
@@ -8276,8 +8751,8 @@
         <w:t xml:space="preserve">: One blog post into 20+ platform-specific posts</w:t>
       </w:r>
     </w:p>
-    <w:bookmarkEnd w:id="72"/>
-    <w:bookmarkStart w:id="73" w:name="analytics-and-ops"/>
+    <w:bookmarkEnd w:id="73"/>
+    <w:bookmarkStart w:id="74" w:name="analytics-and-ops"/>
     <w:p>
       <w:pPr>
         <w:pStyle w:val="Heading3"/>
@@ -8291,7 +8766,7 @@
         <w:pStyle w:val="Compact"/>
         <w:numPr>
           <w:ilvl w:val="0"/>
-          <w:numId w:val="1047"/>
+          <w:numId w:val="1048"/>
         </w:numPr>
       </w:pPr>
       <w:r>
@@ -8309,7 +8784,7 @@
         <w:pStyle w:val="Compact"/>
         <w:numPr>
           <w:ilvl w:val="0"/>
-          <w:numId w:val="1047"/>
+          <w:numId w:val="1048"/>
         </w:numPr>
       </w:pPr>
       <w:r>
@@ -8327,7 +8802,7 @@
         <w:pStyle w:val="Compact"/>
         <w:numPr>
           <w:ilvl w:val="0"/>
-          <w:numId w:val="1047"/>
+          <w:numId w:val="1048"/>
         </w:numPr>
       </w:pPr>
       <w:r>
@@ -8340,8 +8815,8 @@
         <w:t xml:space="preserve">: Google Sheet refreshed every morning from every tool</w:t>
       </w:r>
     </w:p>
-    <w:bookmarkEnd w:id="73"/>
-    <w:bookmarkStart w:id="74" w:name="master-manager-flagship"/>
+    <w:bookmarkEnd w:id="74"/>
+    <w:bookmarkStart w:id="75" w:name="master-manager-flagship"/>
     <w:p>
       <w:pPr>
         <w:pStyle w:val="Heading3"/>
@@ -8355,7 +8830,7 @@
         <w:pStyle w:val="Compact"/>
         <w:numPr>
           <w:ilvl w:val="0"/>
-          <w:numId w:val="1048"/>
+          <w:numId w:val="1049"/>
         </w:numPr>
       </w:pPr>
       <w:r>
@@ -8533,9 +9008,9 @@
         </w:pict>
       </w:r>
     </w:p>
-    <w:bookmarkEnd w:id="74"/>
     <w:bookmarkEnd w:id="75"/>
-    <w:bookmarkStart w:id="76" w:name="X0c82461a68e99199111992dd9038425a047a139"/>
+    <w:bookmarkEnd w:id="76"/>
+    <w:bookmarkStart w:id="77" w:name="X0c82461a68e99199111992dd9038425a047a139"/>
     <w:p>
       <w:pPr>
         <w:pStyle w:val="Heading2"/>
@@ -8572,7 +9047,7 @@
         <w:pStyle w:val="Compact"/>
         <w:numPr>
           <w:ilvl w:val="0"/>
-          <w:numId w:val="1049"/>
+          <w:numId w:val="1050"/>
         </w:numPr>
       </w:pPr>
       <w:r>
@@ -8584,7 +9059,7 @@
         <w:pStyle w:val="Compact"/>
         <w:numPr>
           <w:ilvl w:val="0"/>
-          <w:numId w:val="1049"/>
+          <w:numId w:val="1050"/>
         </w:numPr>
       </w:pPr>
       <w:r>
@@ -8596,7 +9071,7 @@
         <w:pStyle w:val="Compact"/>
         <w:numPr>
           <w:ilvl w:val="0"/>
-          <w:numId w:val="1049"/>
+          <w:numId w:val="1050"/>
         </w:numPr>
       </w:pPr>
       <w:r>
@@ -8608,7 +9083,7 @@
         <w:pStyle w:val="Compact"/>
         <w:numPr>
           <w:ilvl w:val="0"/>
-          <w:numId w:val="1049"/>
+          <w:numId w:val="1050"/>
         </w:numPr>
       </w:pPr>
       <w:r>
@@ -8620,7 +9095,7 @@
         <w:pStyle w:val="Compact"/>
         <w:numPr>
           <w:ilvl w:val="0"/>
-          <w:numId w:val="1049"/>
+          <w:numId w:val="1050"/>
         </w:numPr>
       </w:pPr>
       <w:r>
@@ -8641,7 +9116,7 @@
         <w:pStyle w:val="Compact"/>
         <w:numPr>
           <w:ilvl w:val="0"/>
-          <w:numId w:val="1049"/>
+          <w:numId w:val="1050"/>
         </w:numPr>
       </w:pPr>
       <w:r>
@@ -8653,7 +9128,7 @@
         <w:pStyle w:val="Compact"/>
         <w:numPr>
           <w:ilvl w:val="0"/>
-          <w:numId w:val="1049"/>
+          <w:numId w:val="1050"/>
         </w:numPr>
       </w:pPr>
       <w:r>
@@ -8699,8 +9174,8 @@
         </w:pict>
       </w:r>
     </w:p>
-    <w:bookmarkEnd w:id="76"/>
-    <w:bookmarkStart w:id="77" w:name="step-8.-voice-enforcement-gate"/>
+    <w:bookmarkEnd w:id="77"/>
+    <w:bookmarkStart w:id="78" w:name="step-8.-voice-enforcement-gate"/>
     <w:p>
       <w:pPr>
         <w:pStyle w:val="Heading2"/>
@@ -9144,8 +9619,8 @@
         </w:pict>
       </w:r>
     </w:p>
-    <w:bookmarkEnd w:id="77"/>
-    <w:bookmarkStart w:id="78" w:name="step-9.-first-weekly-review-run"/>
+    <w:bookmarkEnd w:id="78"/>
+    <w:bookmarkStart w:id="79" w:name="step-9.-first-weekly-review-run"/>
     <w:p>
       <w:pPr>
         <w:pStyle w:val="Heading2"/>
@@ -9167,7 +9642,7 @@
         <w:pStyle w:val="Compact"/>
         <w:numPr>
           <w:ilvl w:val="0"/>
-          <w:numId w:val="1050"/>
+          <w:numId w:val="1051"/>
         </w:numPr>
       </w:pPr>
       <w:r>
@@ -9188,7 +9663,7 @@
         <w:pStyle w:val="Compact"/>
         <w:numPr>
           <w:ilvl w:val="0"/>
-          <w:numId w:val="1050"/>
+          <w:numId w:val="1051"/>
         </w:numPr>
       </w:pPr>
       <w:r>
@@ -9215,7 +9690,7 @@
         <w:pStyle w:val="Compact"/>
         <w:numPr>
           <w:ilvl w:val="0"/>
-          <w:numId w:val="1050"/>
+          <w:numId w:val="1051"/>
         </w:numPr>
       </w:pPr>
       <w:r>
@@ -9237,8 +9712,8 @@
         </w:pict>
       </w:r>
     </w:p>
-    <w:bookmarkEnd w:id="78"/>
-    <w:bookmarkStart w:id="79" w:name="Xe309785c3cdcb05e92489c55e6f2bd9b45a3161"/>
+    <w:bookmarkEnd w:id="79"/>
+    <w:bookmarkStart w:id="80" w:name="Xe309785c3cdcb05e92489c55e6f2bd9b45a3161"/>
     <w:p>
       <w:pPr>
         <w:pStyle w:val="Heading2"/>
@@ -9323,8 +9798,8 @@
         </w:pict>
       </w:r>
     </w:p>
-    <w:bookmarkEnd w:id="79"/>
-    <w:bookmarkStart w:id="80" w:name="Xeca2479b337d7d1fd5c99a168897a2be1cc83b5"/>
+    <w:bookmarkEnd w:id="80"/>
+    <w:bookmarkStart w:id="81" w:name="Xeca2479b337d7d1fd5c99a168897a2be1cc83b5"/>
     <w:p>
       <w:pPr>
         <w:pStyle w:val="Heading2"/>
@@ -9338,7 +9813,7 @@
         <w:pStyle w:val="Compact"/>
         <w:numPr>
           <w:ilvl w:val="0"/>
-          <w:numId w:val="1051"/>
+          <w:numId w:val="1052"/>
         </w:numPr>
       </w:pPr>
       <w:r>
@@ -9350,7 +9825,7 @@
         <w:pStyle w:val="Compact"/>
         <w:numPr>
           <w:ilvl w:val="0"/>
-          <w:numId w:val="1051"/>
+          <w:numId w:val="1052"/>
         </w:numPr>
       </w:pPr>
       <w:r>
@@ -9371,7 +9846,7 @@
         <w:pStyle w:val="Compact"/>
         <w:numPr>
           <w:ilvl w:val="0"/>
-          <w:numId w:val="1051"/>
+          <w:numId w:val="1052"/>
         </w:numPr>
       </w:pPr>
       <w:r>
@@ -9383,7 +9858,7 @@
         <w:pStyle w:val="Compact"/>
         <w:numPr>
           <w:ilvl w:val="0"/>
-          <w:numId w:val="1051"/>
+          <w:numId w:val="1052"/>
         </w:numPr>
       </w:pPr>
       <w:r>
@@ -9407,7 +9882,7 @@
         <w:pStyle w:val="Compact"/>
         <w:numPr>
           <w:ilvl w:val="0"/>
-          <w:numId w:val="1051"/>
+          <w:numId w:val="1052"/>
         </w:numPr>
       </w:pPr>
       <w:r>
@@ -9419,7 +9894,7 @@
         <w:pStyle w:val="Compact"/>
         <w:numPr>
           <w:ilvl w:val="0"/>
-          <w:numId w:val="1051"/>
+          <w:numId w:val="1052"/>
         </w:numPr>
       </w:pPr>
       <w:r>
@@ -9431,7 +9906,7 @@
         <w:pStyle w:val="Compact"/>
         <w:numPr>
           <w:ilvl w:val="0"/>
-          <w:numId w:val="1051"/>
+          <w:numId w:val="1052"/>
         </w:numPr>
       </w:pPr>
       <w:r>
@@ -9457,8 +9932,8 @@
         </w:pict>
       </w:r>
     </w:p>
-    <w:bookmarkEnd w:id="80"/>
-    <w:bookmarkStart w:id="81" w:name="acceptance-criteria"/>
+    <w:bookmarkEnd w:id="81"/>
+    <w:bookmarkStart w:id="82" w:name="acceptance-criteria"/>
     <w:p>
       <w:pPr>
         <w:pStyle w:val="Heading2"/>
@@ -9472,7 +9947,7 @@
         <w:pStyle w:val="Compact"/>
         <w:numPr>
           <w:ilvl w:val="0"/>
-          <w:numId w:val="1052"/>
+          <w:numId w:val="1053"/>
         </w:numPr>
       </w:pPr>
       <w:r>
@@ -9484,7 +9959,7 @@
         <w:pStyle w:val="Compact"/>
         <w:numPr>
           <w:ilvl w:val="0"/>
-          <w:numId w:val="1052"/>
+          <w:numId w:val="1053"/>
         </w:numPr>
       </w:pPr>
       <w:r>
@@ -9496,7 +9971,7 @@
         <w:pStyle w:val="Compact"/>
         <w:numPr>
           <w:ilvl w:val="0"/>
-          <w:numId w:val="1052"/>
+          <w:numId w:val="1053"/>
         </w:numPr>
       </w:pPr>
       <w:r>
@@ -9526,7 +10001,7 @@
         <w:pStyle w:val="Compact"/>
         <w:numPr>
           <w:ilvl w:val="0"/>
-          <w:numId w:val="1052"/>
+          <w:numId w:val="1053"/>
         </w:numPr>
       </w:pPr>
       <w:r>
@@ -9538,7 +10013,7 @@
         <w:pStyle w:val="Compact"/>
         <w:numPr>
           <w:ilvl w:val="0"/>
-          <w:numId w:val="1052"/>
+          <w:numId w:val="1053"/>
         </w:numPr>
       </w:pPr>
       <w:r>
@@ -9550,7 +10025,7 @@
         <w:pStyle w:val="Compact"/>
         <w:numPr>
           <w:ilvl w:val="0"/>
-          <w:numId w:val="1052"/>
+          <w:numId w:val="1053"/>
         </w:numPr>
       </w:pPr>
       <w:r>
@@ -9562,7 +10037,7 @@
         <w:pStyle w:val="Compact"/>
         <w:numPr>
           <w:ilvl w:val="0"/>
-          <w:numId w:val="1052"/>
+          <w:numId w:val="1053"/>
         </w:numPr>
       </w:pPr>
       <w:r>
@@ -9574,7 +10049,7 @@
         <w:pStyle w:val="Compact"/>
         <w:numPr>
           <w:ilvl w:val="0"/>
-          <w:numId w:val="1052"/>
+          <w:numId w:val="1053"/>
         </w:numPr>
       </w:pPr>
       <w:r>
@@ -9600,8 +10075,8 @@
         </w:pict>
       </w:r>
     </w:p>
-    <w:bookmarkEnd w:id="81"/>
-    <w:bookmarkStart w:id="82" w:name="what-to-do-with-the-operating-system"/>
+    <w:bookmarkEnd w:id="82"/>
+    <w:bookmarkStart w:id="83" w:name="what-to-do-with-the-operating-system"/>
     <w:p>
       <w:pPr>
         <w:pStyle w:val="Heading2"/>
@@ -9634,8 +10109,8 @@
         <w:t xml:space="preserve">Want this installed and run for you on a live engagement with a weekly review cadence, a daily dashboard, and the full set of thirty-five sub-playbooks already tuned for your category? Book a call at https://entirecommerce.ai/book-a-call.</w:t>
       </w:r>
     </w:p>
-    <w:bookmarkEnd w:id="82"/>
     <w:bookmarkEnd w:id="83"/>
+    <w:bookmarkEnd w:id="84"/>
     <w:sectPr>
       <w:footnotePr>
         <w:numRestart w:val="eachSect"/>
@@ -10913,12 +11388,6 @@
     </w:lvlOverride>
   </w:num>
   <w:num w:numId="1038">
-    <w:abstractNumId w:val="991"/>
-  </w:num>
-  <w:num w:numId="1039">
-    <w:abstractNumId w:val="991"/>
-  </w:num>
-  <w:num w:numId="1040">
     <w:abstractNumId w:val="99411"/>
     <w:lvlOverride w:ilvl="0">
       <w:startOverride w:val="1"/>
@@ -10948,7 +11417,43 @@
       <w:startOverride w:val="1"/>
     </w:lvlOverride>
   </w:num>
+  <w:num w:numId="1039">
+    <w:abstractNumId w:val="991"/>
+  </w:num>
+  <w:num w:numId="1040">
+    <w:abstractNumId w:val="991"/>
+  </w:num>
   <w:num w:numId="1041">
+    <w:abstractNumId w:val="99411"/>
+    <w:lvlOverride w:ilvl="0">
+      <w:startOverride w:val="1"/>
+    </w:lvlOverride>
+    <w:lvlOverride w:ilvl="1">
+      <w:startOverride w:val="1"/>
+    </w:lvlOverride>
+    <w:lvlOverride w:ilvl="2">
+      <w:startOverride w:val="1"/>
+    </w:lvlOverride>
+    <w:lvlOverride w:ilvl="3">
+      <w:startOverride w:val="1"/>
+    </w:lvlOverride>
+    <w:lvlOverride w:ilvl="4">
+      <w:startOverride w:val="1"/>
+    </w:lvlOverride>
+    <w:lvlOverride w:ilvl="5">
+      <w:startOverride w:val="1"/>
+    </w:lvlOverride>
+    <w:lvlOverride w:ilvl="6">
+      <w:startOverride w:val="1"/>
+    </w:lvlOverride>
+    <w:lvlOverride w:ilvl="7">
+      <w:startOverride w:val="1"/>
+    </w:lvlOverride>
+    <w:lvlOverride w:ilvl="8">
+      <w:startOverride w:val="1"/>
+    </w:lvlOverride>
+  </w:num>
+  <w:num w:numId="1042">
     <w:abstractNumId w:val="99415"/>
     <w:lvlOverride w:ilvl="0">
       <w:startOverride w:val="5"/>
@@ -10978,7 +11483,7 @@
       <w:startOverride w:val="5"/>
     </w:lvlOverride>
   </w:num>
-  <w:num w:numId="1042">
+  <w:num w:numId="1043">
     <w:abstractNumId w:val="994110"/>
     <w:lvlOverride w:ilvl="0">
       <w:startOverride w:val="10"/>
@@ -11008,7 +11513,7 @@
       <w:startOverride w:val="10"/>
     </w:lvlOverride>
   </w:num>
-  <w:num w:numId="1043">
+  <w:num w:numId="1044">
     <w:abstractNumId w:val="994115"/>
     <w:lvlOverride w:ilvl="0">
       <w:startOverride w:val="15"/>
@@ -11038,7 +11543,7 @@
       <w:startOverride w:val="15"/>
     </w:lvlOverride>
   </w:num>
-  <w:num w:numId="1044">
+  <w:num w:numId="1045">
     <w:abstractNumId w:val="994118"/>
     <w:lvlOverride w:ilvl="0">
       <w:startOverride w:val="18"/>
@@ -11068,7 +11573,7 @@
       <w:startOverride w:val="18"/>
     </w:lvlOverride>
   </w:num>
-  <w:num w:numId="1045">
+  <w:num w:numId="1046">
     <w:abstractNumId w:val="994126"/>
     <w:lvlOverride w:ilvl="0">
       <w:startOverride w:val="26"/>
@@ -11098,7 +11603,7 @@
       <w:startOverride w:val="26"/>
     </w:lvlOverride>
   </w:num>
-  <w:num w:numId="1046">
+  <w:num w:numId="1047">
     <w:abstractNumId w:val="994129"/>
     <w:lvlOverride w:ilvl="0">
       <w:startOverride w:val="29"/>
@@ -11128,7 +11633,7 @@
       <w:startOverride w:val="29"/>
     </w:lvlOverride>
   </w:num>
-  <w:num w:numId="1047">
+  <w:num w:numId="1048">
     <w:abstractNumId w:val="994132"/>
     <w:lvlOverride w:ilvl="0">
       <w:startOverride w:val="32"/>
@@ -11158,7 +11663,7 @@
       <w:startOverride w:val="32"/>
     </w:lvlOverride>
   </w:num>
-  <w:num w:numId="1048">
+  <w:num w:numId="1049">
     <w:abstractNumId w:val="994135"/>
     <w:lvlOverride w:ilvl="0">
       <w:startOverride w:val="35"/>
@@ -11188,9 +11693,6 @@
       <w:startOverride w:val="35"/>
     </w:lvlOverride>
   </w:num>
-  <w:num w:numId="1049">
-    <w:abstractNumId w:val="991"/>
-  </w:num>
   <w:num w:numId="1050">
     <w:abstractNumId w:val="991"/>
   </w:num>
@@ -11198,6 +11700,9 @@
     <w:abstractNumId w:val="991"/>
   </w:num>
   <w:num w:numId="1052">
+    <w:abstractNumId w:val="991"/>
+  </w:num>
+  <w:num w:numId="1053">
     <w:abstractNumId w:val="991"/>
   </w:num>
 </w:numbering>
